--- a/ebook/screens-down-family-up-ebook-v3.docx
+++ b/ebook/screens-down-family-up-ebook-v3.docx
@@ -356,6 +356,7 @@
             <w:pPr>
               <w:spacing w:after="120"/>
             </w:pPr>
+            <w:bookmarkStart w:name="toc_read_this_first" w:id="1"/>
             <w:r>
               <w:rPr>
                 <w:rFonts w:ascii="Oswald" w:cs="Oswald" w:eastAsia="Oswald" w:hAnsi="Oswald"/>
@@ -368,6 +369,7 @@
               </w:rPr>
               <w:t xml:space="preserve">You Are Not Failing</w:t>
             </w:r>
+            <w:bookmarkEnd w:id="1"/>
           </w:p>
           <w:p>
             <w:pPr>
@@ -589,6 +591,7 @@
             <w:pPr>
               <w:spacing w:after="120"/>
             </w:pPr>
+            <w:bookmarkStart w:name="toc_the_data" w:id="1"/>
             <w:r>
               <w:rPr>
                 <w:rFonts w:ascii="Oswald" w:cs="Oswald" w:eastAsia="Oswald" w:hAnsi="Oswald"/>
@@ -601,6 +604,7 @@
               </w:rPr>
               <w:t xml:space="preserve">The Research Is Clear</w:t>
             </w:r>
+            <w:bookmarkEnd w:id="1"/>
           </w:p>
           <w:p>
             <w:pPr>
@@ -1562,6 +1566,7 @@
             <w:pPr>
               <w:spacing w:after="120"/>
             </w:pPr>
+            <w:bookmarkStart w:name="toc_what_s_inside" w:id="1"/>
             <w:r>
               <w:rPr>
                 <w:rFonts w:ascii="Oswald" w:cs="Oswald" w:eastAsia="Oswald" w:hAnsi="Oswald"/>
@@ -1574,6 +1579,7 @@
               </w:rPr>
               <w:t xml:space="preserve">Table of Contents</w:t>
             </w:r>
+            <w:bookmarkEnd w:id="1"/>
           </w:p>
         </w:tc>
       </w:tr>
@@ -1615,22 +1621,26 @@
         <w:t xml:space="preserve">—</w:t>
       </w:r>
       <w:r>
-        <w:rPr>
-          <w:rFonts w:ascii="Source Sans 3" w:cs="Source Sans 3" w:eastAsia="Source Sans 3" w:hAnsi="Source Sans 3"/>
-          <w:color w:val="2C3448"/>
-          <w:sz w:val="18"/>
-          <w:szCs w:val="18"/>
-        </w:rPr>
-        <w:t xml:space="preserve">	Introduction</w:t>
-      </w:r>
-      <w:r>
-        <w:rPr>
-          <w:rFonts w:ascii="Source Sans 3" w:cs="Source Sans 3" w:eastAsia="Source Sans 3" w:hAnsi="Source Sans 3"/>
-          <w:color w:val="8A8570"/>
-          <w:sz w:val="16"/>
-          <w:szCs w:val="16"/>
-        </w:rPr>
-        <w:t xml:space="preserve">	4</w:t>
+        <w:t xml:space="preserve">	</w:t>
+      </w:r>
+      <w:hyperlink w:history="1" w:anchor="toc_introduction">
+        <w:r>
+          <w:rPr>
+            <w:rFonts w:ascii="Source Sans 3" w:cs="Source Sans 3" w:eastAsia="Source Sans 3" w:hAnsi="Source Sans 3"/>
+            <w:color w:val="2C3448"/>
+            <w:sz w:val="18"/>
+            <w:szCs w:val="18"/>
+          </w:rPr>
+          <w:t xml:space="preserve">Introduction</w:t>
+        </w:r>
+      </w:hyperlink>
+      <w:r>
+        <w:t xml:space="preserve">	</w:t>
+      </w:r>
+      <w:r>
+        <w:fldChar w:fldCharType="begin" w:dirty="true"/>
+        <w:instrText xml:space="preserve">PAGEREF toc_introduction \h</w:instrText>
+        <w:fldChar w:fldCharType="end"/>
       </w:r>
     </w:p>
     <w:p>
@@ -1658,22 +1668,26 @@
         <w:t xml:space="preserve">Ch. 1</w:t>
       </w:r>
       <w:r>
-        <w:rPr>
-          <w:rFonts w:ascii="Source Sans 3" w:cs="Source Sans 3" w:eastAsia="Source Sans 3" w:hAnsi="Source Sans 3"/>
-          <w:color w:val="2C3448"/>
-          <w:sz w:val="18"/>
-          <w:szCs w:val="18"/>
-        </w:rPr>
-        <w:t xml:space="preserve">	Understanding Screen Time's Impact</w:t>
-      </w:r>
-      <w:r>
-        <w:rPr>
-          <w:rFonts w:ascii="Source Sans 3" w:cs="Source Sans 3" w:eastAsia="Source Sans 3" w:hAnsi="Source Sans 3"/>
-          <w:color w:val="8A8570"/>
-          <w:sz w:val="16"/>
-          <w:szCs w:val="16"/>
-        </w:rPr>
-        <w:t xml:space="preserve">	5</w:t>
+        <w:t xml:space="preserve">	</w:t>
+      </w:r>
+      <w:hyperlink w:history="1" w:anchor="toc_chapter_one">
+        <w:r>
+          <w:rPr>
+            <w:rFonts w:ascii="Source Sans 3" w:cs="Source Sans 3" w:eastAsia="Source Sans 3" w:hAnsi="Source Sans 3"/>
+            <w:color w:val="2C3448"/>
+            <w:sz w:val="18"/>
+            <w:szCs w:val="18"/>
+          </w:rPr>
+          <w:t xml:space="preserve">Understanding Screen Time's Impact</w:t>
+        </w:r>
+      </w:hyperlink>
+      <w:r>
+        <w:t xml:space="preserve">	</w:t>
+      </w:r>
+      <w:r>
+        <w:fldChar w:fldCharType="begin" w:dirty="true"/>
+        <w:instrText xml:space="preserve">PAGEREF toc_chapter_one \h</w:instrText>
+        <w:fldChar w:fldCharType="end"/>
       </w:r>
     </w:p>
     <w:p>
@@ -1701,22 +1715,26 @@
         <w:t xml:space="preserve">Ch. 2</w:t>
       </w:r>
       <w:r>
-        <w:rPr>
-          <w:rFonts w:ascii="Source Sans 3" w:cs="Source Sans 3" w:eastAsia="Source Sans 3" w:hAnsi="Source Sans 3"/>
-          <w:color w:val="2C3448"/>
-          <w:sz w:val="18"/>
-          <w:szCs w:val="18"/>
-        </w:rPr>
-        <w:t xml:space="preserve">	Preparing Your Family for the Reset</w:t>
-      </w:r>
-      <w:r>
-        <w:rPr>
-          <w:rFonts w:ascii="Source Sans 3" w:cs="Source Sans 3" w:eastAsia="Source Sans 3" w:hAnsi="Source Sans 3"/>
-          <w:color w:val="8A8570"/>
-          <w:sz w:val="16"/>
-          <w:szCs w:val="16"/>
-        </w:rPr>
-        <w:t xml:space="preserve">	9</w:t>
+        <w:t xml:space="preserve">	</w:t>
+      </w:r>
+      <w:hyperlink w:history="1" w:anchor="toc_chapter_two">
+        <w:r>
+          <w:rPr>
+            <w:rFonts w:ascii="Source Sans 3" w:cs="Source Sans 3" w:eastAsia="Source Sans 3" w:hAnsi="Source Sans 3"/>
+            <w:color w:val="2C3448"/>
+            <w:sz w:val="18"/>
+            <w:szCs w:val="18"/>
+          </w:rPr>
+          <w:t xml:space="preserve">Preparing Your Family for the Reset</w:t>
+        </w:r>
+      </w:hyperlink>
+      <w:r>
+        <w:t xml:space="preserve">	</w:t>
+      </w:r>
+      <w:r>
+        <w:fldChar w:fldCharType="begin" w:dirty="true"/>
+        <w:instrText xml:space="preserve">PAGEREF toc_chapter_two \h</w:instrText>
+        <w:fldChar w:fldCharType="end"/>
       </w:r>
     </w:p>
     <w:p>
@@ -1744,22 +1762,26 @@
         <w:t xml:space="preserve">Ch. 3</w:t>
       </w:r>
       <w:r>
-        <w:rPr>
-          <w:rFonts w:ascii="Source Sans 3" w:cs="Source Sans 3" w:eastAsia="Source Sans 3" w:hAnsi="Source Sans 3"/>
-          <w:color w:val="2C3448"/>
-          <w:sz w:val="18"/>
-          <w:szCs w:val="18"/>
-        </w:rPr>
-        <w:t xml:space="preserve">	Days 1–2 — Establishing Boundaries</w:t>
-      </w:r>
-      <w:r>
-        <w:rPr>
-          <w:rFonts w:ascii="Source Sans 3" w:cs="Source Sans 3" w:eastAsia="Source Sans 3" w:hAnsi="Source Sans 3"/>
-          <w:color w:val="8A8570"/>
-          <w:sz w:val="16"/>
-          <w:szCs w:val="16"/>
-        </w:rPr>
-        <w:t xml:space="preserve">	17</w:t>
+        <w:t xml:space="preserve">	</w:t>
+      </w:r>
+      <w:hyperlink w:history="1" w:anchor="toc_chapter_three">
+        <w:r>
+          <w:rPr>
+            <w:rFonts w:ascii="Source Sans 3" w:cs="Source Sans 3" w:eastAsia="Source Sans 3" w:hAnsi="Source Sans 3"/>
+            <w:color w:val="2C3448"/>
+            <w:sz w:val="18"/>
+            <w:szCs w:val="18"/>
+          </w:rPr>
+          <w:t xml:space="preserve">Days 1–2 — Establishing Boundaries</w:t>
+        </w:r>
+      </w:hyperlink>
+      <w:r>
+        <w:t xml:space="preserve">	</w:t>
+      </w:r>
+      <w:r>
+        <w:fldChar w:fldCharType="begin" w:dirty="true"/>
+        <w:instrText xml:space="preserve">PAGEREF toc_chapter_three \h</w:instrText>
+        <w:fldChar w:fldCharType="end"/>
       </w:r>
     </w:p>
     <w:p>
@@ -1787,22 +1809,26 @@
         <w:t xml:space="preserve">Ch. 4</w:t>
       </w:r>
       <w:r>
-        <w:rPr>
-          <w:rFonts w:ascii="Source Sans 3" w:cs="Source Sans 3" w:eastAsia="Source Sans 3" w:hAnsi="Source Sans 3"/>
-          <w:color w:val="2C3448"/>
-          <w:sz w:val="18"/>
-          <w:szCs w:val="18"/>
-        </w:rPr>
-        <w:t xml:space="preserve">	Days 3–4 — Engaging Activities</w:t>
-      </w:r>
-      <w:r>
-        <w:rPr>
-          <w:rFonts w:ascii="Source Sans 3" w:cs="Source Sans 3" w:eastAsia="Source Sans 3" w:hAnsi="Source Sans 3"/>
-          <w:color w:val="8A8570"/>
-          <w:sz w:val="16"/>
-          <w:szCs w:val="16"/>
-        </w:rPr>
-        <w:t xml:space="preserve">	31</w:t>
+        <w:t xml:space="preserve">	</w:t>
+      </w:r>
+      <w:hyperlink w:history="1" w:anchor="toc_chapter_four">
+        <w:r>
+          <w:rPr>
+            <w:rFonts w:ascii="Source Sans 3" w:cs="Source Sans 3" w:eastAsia="Source Sans 3" w:hAnsi="Source Sans 3"/>
+            <w:color w:val="2C3448"/>
+            <w:sz w:val="18"/>
+            <w:szCs w:val="18"/>
+          </w:rPr>
+          <w:t xml:space="preserve">Days 3–4 — Engaging Activities</w:t>
+        </w:r>
+      </w:hyperlink>
+      <w:r>
+        <w:t xml:space="preserve">	</w:t>
+      </w:r>
+      <w:r>
+        <w:fldChar w:fldCharType="begin" w:dirty="true"/>
+        <w:instrText xml:space="preserve">PAGEREF toc_chapter_four \h</w:instrText>
+        <w:fldChar w:fldCharType="end"/>
       </w:r>
     </w:p>
     <w:p>
@@ -1830,22 +1856,26 @@
         <w:t xml:space="preserve">Ch. 5</w:t>
       </w:r>
       <w:r>
-        <w:rPr>
-          <w:rFonts w:ascii="Source Sans 3" w:cs="Source Sans 3" w:eastAsia="Source Sans 3" w:hAnsi="Source Sans 3"/>
-          <w:color w:val="2C3448"/>
-          <w:sz w:val="18"/>
-          <w:szCs w:val="18"/>
-        </w:rPr>
-        <w:t xml:space="preserve">	Days 5–6 — Deepening Connections</w:t>
-      </w:r>
-      <w:r>
-        <w:rPr>
-          <w:rFonts w:ascii="Source Sans 3" w:cs="Source Sans 3" w:eastAsia="Source Sans 3" w:hAnsi="Source Sans 3"/>
-          <w:color w:val="8A8570"/>
-          <w:sz w:val="16"/>
-          <w:szCs w:val="16"/>
-        </w:rPr>
-        <w:t xml:space="preserve">	45</w:t>
+        <w:t xml:space="preserve">	</w:t>
+      </w:r>
+      <w:hyperlink w:history="1" w:anchor="toc_chapter_five">
+        <w:r>
+          <w:rPr>
+            <w:rFonts w:ascii="Source Sans 3" w:cs="Source Sans 3" w:eastAsia="Source Sans 3" w:hAnsi="Source Sans 3"/>
+            <w:color w:val="2C3448"/>
+            <w:sz w:val="18"/>
+            <w:szCs w:val="18"/>
+          </w:rPr>
+          <w:t xml:space="preserve">Days 5–6 — Deepening Connections</w:t>
+        </w:r>
+      </w:hyperlink>
+      <w:r>
+        <w:t xml:space="preserve">	</w:t>
+      </w:r>
+      <w:r>
+        <w:fldChar w:fldCharType="begin" w:dirty="true"/>
+        <w:instrText xml:space="preserve">PAGEREF toc_chapter_five \h</w:instrText>
+        <w:fldChar w:fldCharType="end"/>
       </w:r>
     </w:p>
     <w:p>
@@ -1873,22 +1903,26 @@
         <w:t xml:space="preserve">Ch. 6</w:t>
       </w:r>
       <w:r>
-        <w:rPr>
-          <w:rFonts w:ascii="Source Sans 3" w:cs="Source Sans 3" w:eastAsia="Source Sans 3" w:hAnsi="Source Sans 3"/>
-          <w:color w:val="2C3448"/>
-          <w:sz w:val="18"/>
-          <w:szCs w:val="18"/>
-        </w:rPr>
-        <w:t xml:space="preserve">	Day 7 — Reflection and Planning</w:t>
-      </w:r>
-      <w:r>
-        <w:rPr>
-          <w:rFonts w:ascii="Source Sans 3" w:cs="Source Sans 3" w:eastAsia="Source Sans 3" w:hAnsi="Source Sans 3"/>
-          <w:color w:val="8A8570"/>
-          <w:sz w:val="16"/>
-          <w:szCs w:val="16"/>
-        </w:rPr>
-        <w:t xml:space="preserve">	67</w:t>
+        <w:t xml:space="preserve">	</w:t>
+      </w:r>
+      <w:hyperlink w:history="1" w:anchor="toc_chapter_six">
+        <w:r>
+          <w:rPr>
+            <w:rFonts w:ascii="Source Sans 3" w:cs="Source Sans 3" w:eastAsia="Source Sans 3" w:hAnsi="Source Sans 3"/>
+            <w:color w:val="2C3448"/>
+            <w:sz w:val="18"/>
+            <w:szCs w:val="18"/>
+          </w:rPr>
+          <w:t xml:space="preserve">Day 7 — Reflection and Planning</w:t>
+        </w:r>
+      </w:hyperlink>
+      <w:r>
+        <w:t xml:space="preserve">	</w:t>
+      </w:r>
+      <w:r>
+        <w:fldChar w:fldCharType="begin" w:dirty="true"/>
+        <w:instrText xml:space="preserve">PAGEREF toc_chapter_six \h</w:instrText>
+        <w:fldChar w:fldCharType="end"/>
       </w:r>
     </w:p>
     <w:p>
@@ -1916,22 +1950,26 @@
         <w:t xml:space="preserve">Ch. 7</w:t>
       </w:r>
       <w:r>
-        <w:rPr>
-          <w:rFonts w:ascii="Source Sans 3" w:cs="Source Sans 3" w:eastAsia="Source Sans 3" w:hAnsi="Source Sans 3"/>
-          <w:color w:val="2C3448"/>
-          <w:sz w:val="18"/>
-          <w:szCs w:val="18"/>
-        </w:rPr>
-        <w:t xml:space="preserve">	Long-Term Success Strategies</w:t>
-      </w:r>
-      <w:r>
-        <w:rPr>
-          <w:rFonts w:ascii="Source Sans 3" w:cs="Source Sans 3" w:eastAsia="Source Sans 3" w:hAnsi="Source Sans 3"/>
-          <w:color w:val="8A8570"/>
-          <w:sz w:val="16"/>
-          <w:szCs w:val="16"/>
-        </w:rPr>
-        <w:t xml:space="preserve">	88</w:t>
+        <w:t xml:space="preserve">	</w:t>
+      </w:r>
+      <w:hyperlink w:history="1" w:anchor="toc_chapter_seven">
+        <w:r>
+          <w:rPr>
+            <w:rFonts w:ascii="Source Sans 3" w:cs="Source Sans 3" w:eastAsia="Source Sans 3" w:hAnsi="Source Sans 3"/>
+            <w:color w:val="2C3448"/>
+            <w:sz w:val="18"/>
+            <w:szCs w:val="18"/>
+          </w:rPr>
+          <w:t xml:space="preserve">Long-Term Success Strategies</w:t>
+        </w:r>
+      </w:hyperlink>
+      <w:r>
+        <w:t xml:space="preserve">	</w:t>
+      </w:r>
+      <w:r>
+        <w:fldChar w:fldCharType="begin" w:dirty="true"/>
+        <w:instrText xml:space="preserve">PAGEREF toc_chapter_seven \h</w:instrText>
+        <w:fldChar w:fldCharType="end"/>
       </w:r>
     </w:p>
     <w:p>
@@ -2002,6 +2040,7 @@
             <w:pPr>
               <w:spacing w:after="120"/>
             </w:pPr>
+            <w:bookmarkStart w:name="toc_introduction" w:id="1"/>
             <w:r>
               <w:rPr>
                 <w:rFonts w:ascii="Oswald" w:cs="Oswald" w:eastAsia="Oswald" w:hAnsi="Oswald"/>
@@ -2014,6 +2053,7 @@
               </w:rPr>
               <w:t xml:space="preserve">The Moment at the Grand Canyon</w:t>
             </w:r>
+            <w:bookmarkEnd w:id="1"/>
           </w:p>
           <w:p>
             <w:pPr>
@@ -2764,6 +2804,7 @@
             <w:pPr>
               <w:spacing w:after="120"/>
             </w:pPr>
+            <w:bookmarkStart w:name="toc_a_preview_of_the_tools_inside" w:id="1"/>
             <w:r>
               <w:rPr>
                 <w:rFonts w:ascii="Oswald" w:cs="Oswald" w:eastAsia="Oswald" w:hAnsi="Oswald"/>
@@ -2776,6 +2817,7 @@
               </w:rPr>
               <w:t xml:space="preserve">A Sample Script</w:t>
             </w:r>
+            <w:bookmarkEnd w:id="1"/>
           </w:p>
           <w:p>
             <w:pPr>
@@ -3105,6 +3147,7 @@
             <w:pPr>
               <w:spacing w:after="120"/>
             </w:pPr>
+            <w:bookmarkStart w:name="toc_chapter_one" w:id="1"/>
             <w:r>
               <w:rPr>
                 <w:rFonts w:ascii="Oswald" w:cs="Oswald" w:eastAsia="Oswald" w:hAnsi="Oswald"/>
@@ -3117,6 +3160,7 @@
               </w:rPr>
               <w:t xml:space="preserve">Understanding Screen Time's Impact</w:t>
             </w:r>
+            <w:bookmarkEnd w:id="1"/>
           </w:p>
           <w:p>
             <w:pPr>
@@ -3974,6 +4018,7 @@
             <w:pPr>
               <w:spacing w:after="120"/>
             </w:pPr>
+            <w:bookmarkStart w:name="toc_chapter_two" w:id="1"/>
             <w:r>
               <w:rPr>
                 <w:rFonts w:ascii="Oswald" w:cs="Oswald" w:eastAsia="Oswald" w:hAnsi="Oswald"/>
@@ -3986,6 +4031,7 @@
               </w:rPr>
               <w:t xml:space="preserve">Preparing Your Family for the Reset</w:t>
             </w:r>
+            <w:bookmarkEnd w:id="1"/>
           </w:p>
           <w:p>
             <w:pPr>
@@ -6358,6 +6404,7 @@
             <w:pPr>
               <w:spacing w:after="120"/>
             </w:pPr>
+            <w:bookmarkStart w:name="toc_chapter_three" w:id="1"/>
             <w:r>
               <w:rPr>
                 <w:rFonts w:ascii="Oswald" w:cs="Oswald" w:eastAsia="Oswald" w:hAnsi="Oswald"/>
@@ -6370,6 +6417,7 @@
               </w:rPr>
               <w:t xml:space="preserve">Days 1–2: Establishing Boundaries</w:t>
             </w:r>
+            <w:bookmarkEnd w:id="1"/>
           </w:p>
           <w:p>
             <w:pPr>
@@ -8029,6 +8077,7 @@
             <w:pPr>
               <w:spacing w:after="120"/>
             </w:pPr>
+            <w:bookmarkStart w:name="toc_chapter_four" w:id="1"/>
             <w:r>
               <w:rPr>
                 <w:rFonts w:ascii="Oswald" w:cs="Oswald" w:eastAsia="Oswald" w:hAnsi="Oswald"/>
@@ -8041,6 +8090,7 @@
               </w:rPr>
               <w:t xml:space="preserve">Days 3–4: Engaging Activities</w:t>
             </w:r>
+            <w:bookmarkEnd w:id="1"/>
           </w:p>
           <w:p>
             <w:pPr>
@@ -9437,6 +9487,7 @@
             <w:pPr>
               <w:spacing w:after="120"/>
             </w:pPr>
+            <w:bookmarkStart w:name="toc_chapter_five" w:id="1"/>
             <w:r>
               <w:rPr>
                 <w:rFonts w:ascii="Oswald" w:cs="Oswald" w:eastAsia="Oswald" w:hAnsi="Oswald"/>
@@ -9449,6 +9500,7 @@
               </w:rPr>
               <w:t xml:space="preserve">Days 5–6: Deepening Connections</w:t>
             </w:r>
+            <w:bookmarkEnd w:id="1"/>
           </w:p>
           <w:p>
             <w:pPr>
@@ -10874,6 +10926,7 @@
             <w:pPr>
               <w:spacing w:after="120"/>
             </w:pPr>
+            <w:bookmarkStart w:name="toc_chapter_six" w:id="1"/>
             <w:r>
               <w:rPr>
                 <w:rFonts w:ascii="Oswald" w:cs="Oswald" w:eastAsia="Oswald" w:hAnsi="Oswald"/>
@@ -10886,6 +10939,7 @@
               </w:rPr>
               <w:t xml:space="preserve">Day 7: Reflection and Planning</w:t>
             </w:r>
+            <w:bookmarkEnd w:id="1"/>
           </w:p>
           <w:p>
             <w:pPr>
@@ -14249,6 +14303,7 @@
             <w:pPr>
               <w:spacing w:after="120"/>
             </w:pPr>
+            <w:bookmarkStart w:name="toc_chapter_seven" w:id="1"/>
             <w:r>
               <w:rPr>
                 <w:rFonts w:ascii="Oswald" w:cs="Oswald" w:eastAsia="Oswald" w:hAnsi="Oswald"/>
@@ -14261,6 +14316,7 @@
               </w:rPr>
               <w:t xml:space="preserve">Long-Term Success Strategies</w:t>
             </w:r>
+            <w:bookmarkEnd w:id="1"/>
           </w:p>
           <w:p>
             <w:pPr>

--- a/ebook/screens-down-family-up-ebook-v3.docx
+++ b/ebook/screens-down-family-up-ebook-v3.docx
@@ -7084,6 +7084,223 @@
     </w:p>
     <w:p>
       <w:pPr>
+        <w:spacing w:after="60" w:before="0" w:line="40" w:lineRule="exact"/>
+      </w:pPr>
+      <w:r>
+        <w:rPr>
+          <w:sz w:val="2"/>
+          <w:szCs w:val="2"/>
+        </w:rPr>
+        <w:t xml:space="preserve"/>
+      </w:r>
+    </w:p>
+    <w:tbl>
+      <w:tblPr>
+        <w:tblW w:type="dxa" w:w="10080"/>
+        <w:tblBorders>
+          <w:top w:val="single" w:color="101B33" w:sz="16"/>
+          <w:left w:val="single" w:color="101B33" w:sz="16"/>
+          <w:bottom w:val="single" w:color="101B33" w:sz="16"/>
+          <w:right w:val="single" w:color="101B33" w:sz="16"/>
+          <w:insideH w:val="none" w:color="auto" w:sz="0"/>
+          <w:insideV w:val="none" w:color="auto" w:sz="0"/>
+        </w:tblBorders>
+      </w:tblPr>
+      <w:tblGrid>
+        <w:gridCol w:w="10080"/>
+      </w:tblGrid>
+      <w:tr>
+        <w:tc>
+          <w:tcPr>
+            <w:tcW w:type="dxa" w:w="10080"/>
+            <w:shd w:fill="101B33" w:color="auto" w:val="clear"/>
+            <w:tcMar>
+              <w:top w:type="dxa" w:w="110"/>
+              <w:left w:type="dxa" w:w="220"/>
+              <w:bottom w:type="dxa" w:w="110"/>
+              <w:right w:type="dxa" w:w="220"/>
+            </w:tcMar>
+          </w:tcPr>
+          <w:p>
+            <w:pPr>
+              <w:spacing w:after="0"/>
+            </w:pPr>
+            <w:r>
+              <w:rPr>
+                <w:rFonts w:ascii="Oswald" w:cs="Oswald" w:eastAsia="Oswald" w:hAnsi="Oswald"/>
+                <w:b/>
+                <w:bCs/>
+                <w:caps/>
+                <w:color w:val="F0B429"/>
+                <w:spacing w:val="30"/>
+                <w:sz w:val="14"/>
+                <w:szCs w:val="14"/>
+              </w:rPr>
+              <w:t xml:space="preserve">The Hypocrite Card</w:t>
+            </w:r>
+          </w:p>
+        </w:tc>
+      </w:tr>
+      <w:tr>
+        <w:tc>
+          <w:tcPr>
+            <w:tcW w:type="dxa" w:w="10080"/>
+            <w:tcMar>
+              <w:top w:type="dxa" w:w="140"/>
+              <w:left w:type="dxa" w:w="220"/>
+              <w:bottom w:type="dxa" w:w="140"/>
+              <w:right w:type="dxa" w:w="220"/>
+            </w:tcMar>
+          </w:tcPr>
+          <w:p>
+            <w:pPr>
+              <w:keepNext/>
+              <w:spacing w:after="40" w:before="90"/>
+            </w:pPr>
+            <w:r>
+              <w:rPr>
+                <w:rFonts w:ascii="Oswald" w:cs="Oswald" w:eastAsia="Oswald" w:hAnsi="Oswald"/>
+                <w:b/>
+                <w:bCs/>
+                <w:caps/>
+                <w:color w:val="5D6E96"/>
+                <w:spacing w:val="22"/>
+                <w:sz w:val="14"/>
+                <w:szCs w:val="14"/>
+              </w:rPr>
+              <w:t xml:space="preserve">Your child says</w:t>
+            </w:r>
+          </w:p>
+          <w:p>
+            <w:pPr>
+              <w:shd w:fill="FBF4E0" w:color="auto" w:val="clear"/>
+              <w:spacing w:after="60"/>
+              <w:ind w:left="120" w:right="120"/>
+            </w:pPr>
+            <w:r>
+              <w:rPr>
+                <w:rFonts w:ascii="Source Sans 3" w:cs="Source Sans 3" w:eastAsia="Source Sans 3" w:hAnsi="Source Sans 3"/>
+                <w:i/>
+                <w:iCs/>
+                <w:color w:val="3A2F0E"/>
+                <w:sz w:val="19"/>
+                <w:szCs w:val="19"/>
+              </w:rPr>
+              <w:t xml:space="preserve">"YOU'RE on your phone all the time!"</w:t>
+            </w:r>
+          </w:p>
+          <w:p>
+            <w:pPr>
+              <w:keepNext/>
+              <w:spacing w:after="40" w:before="90"/>
+            </w:pPr>
+            <w:r>
+              <w:rPr>
+                <w:rFonts w:ascii="Oswald" w:cs="Oswald" w:eastAsia="Oswald" w:hAnsi="Oswald"/>
+                <w:b/>
+                <w:bCs/>
+                <w:caps/>
+                <w:color w:val="5D6E96"/>
+                <w:spacing w:val="22"/>
+                <w:sz w:val="14"/>
+                <w:szCs w:val="14"/>
+              </w:rPr>
+              <w:t xml:space="preserve">Don't say</w:t>
+            </w:r>
+          </w:p>
+          <w:p>
+            <w:pPr>
+              <w:shd w:fill="FBEBEA" w:color="auto" w:val="clear"/>
+              <w:spacing w:after="60"/>
+              <w:ind w:left="120" w:right="120"/>
+            </w:pPr>
+            <w:r>
+              <w:rPr>
+                <w:rFonts w:ascii="Source Sans 3" w:cs="Source Sans 3" w:eastAsia="Source Sans 3" w:hAnsi="Source Sans 3"/>
+                <w:color w:val="7A2E22"/>
+                <w:sz w:val="17"/>
+                <w:szCs w:val="17"/>
+              </w:rPr>
+              <w:t xml:space="preserve">"I'm an adult. It's different." — Even if partly true, they hear: rules are about power, not values. That resentment resurfaces as sneaking.</w:t>
+            </w:r>
+          </w:p>
+          <w:p>
+            <w:pPr>
+              <w:keepNext/>
+              <w:spacing w:after="40" w:before="90"/>
+            </w:pPr>
+            <w:r>
+              <w:rPr>
+                <w:rFonts w:ascii="Oswald" w:cs="Oswald" w:eastAsia="Oswald" w:hAnsi="Oswald"/>
+                <w:b/>
+                <w:bCs/>
+                <w:caps/>
+                <w:color w:val="5D6E96"/>
+                <w:spacing w:val="22"/>
+                <w:sz w:val="14"/>
+                <w:szCs w:val="14"/>
+              </w:rPr>
+              <w:t xml:space="preserve">Say this instead</w:t>
+            </w:r>
+          </w:p>
+          <w:p>
+            <w:pPr>
+              <w:shd w:fill="EEF3FB" w:color="auto" w:val="clear"/>
+              <w:spacing w:after="60"/>
+              <w:ind w:left="120" w:right="120"/>
+            </w:pPr>
+            <w:r>
+              <w:rPr>
+                <w:rFonts w:ascii="Source Sans 3" w:cs="Source Sans 3" w:eastAsia="Source Sans 3" w:hAnsi="Source Sans 3"/>
+                <w:color w:val="101B33"/>
+                <w:sz w:val="17"/>
+                <w:szCs w:val="17"/>
+              </w:rPr>
+              <w:t xml:space="preserve">"You know what? Fair. Some of mine is work — but not all of it. So catch me: if you see me scrolling during family time, you get to call 'screens down' and I park it. We're doing this as a family, not just to you."</w:t>
+            </w:r>
+          </w:p>
+          <w:p>
+            <w:pPr>
+              <w:spacing w:after="0" w:before="60"/>
+            </w:pPr>
+            <w:r>
+              <w:rPr>
+                <w:rFonts w:ascii="Source Sans 3" w:cs="Source Sans 3" w:eastAsia="Source Sans 3" w:hAnsi="Source Sans 3"/>
+                <w:b/>
+                <w:bCs/>
+                <w:color w:val="101B33"/>
+                <w:sz w:val="16"/>
+                <w:szCs w:val="16"/>
+              </w:rPr>
+              <w:t xml:space="preserve">Why it works:</w:t>
+            </w:r>
+            <w:r>
+              <w:rPr>
+                <w:rFonts w:ascii="Source Sans 3" w:cs="Source Sans 3" w:eastAsia="Source Sans 3" w:hAnsi="Source Sans 3"/>
+                <w:color w:val="5D6E96"/>
+                <w:sz w:val="16"/>
+                <w:szCs w:val="16"/>
+              </w:rPr>
+              <w:t xml:space="preserve"> You modeled accountability instead of defending the indefensible, and you deputized them. A kid enforcing the family rule is a kid defending the family rule.</w:t>
+            </w:r>
+          </w:p>
+        </w:tc>
+      </w:tr>
+    </w:tbl>
+    <w:p>
+      <w:pPr>
+        <w:spacing w:after="100" w:before="0" w:line="40" w:lineRule="exact"/>
+      </w:pPr>
+      <w:r>
+        <w:rPr>
+          <w:sz w:val="2"/>
+          <w:szCs w:val="2"/>
+        </w:rPr>
+        <w:t xml:space="preserve"/>
+      </w:r>
+    </w:p>
+    <w:p>
+      <w:pPr>
         <w:keepNext/>
         <w:spacing w:after="120" w:before="260"/>
       </w:pPr>
@@ -9799,6 +10016,223 @@
     </w:p>
     <w:p>
       <w:pPr>
+        <w:spacing w:after="60" w:before="0" w:line="40" w:lineRule="exact"/>
+      </w:pPr>
+      <w:r>
+        <w:rPr>
+          <w:sz w:val="2"/>
+          <w:szCs w:val="2"/>
+        </w:rPr>
+        <w:t xml:space="preserve"/>
+      </w:r>
+    </w:p>
+    <w:tbl>
+      <w:tblPr>
+        <w:tblW w:type="dxa" w:w="10080"/>
+        <w:tblBorders>
+          <w:top w:val="single" w:color="101B33" w:sz="16"/>
+          <w:left w:val="single" w:color="101B33" w:sz="16"/>
+          <w:bottom w:val="single" w:color="101B33" w:sz="16"/>
+          <w:right w:val="single" w:color="101B33" w:sz="16"/>
+          <w:insideH w:val="none" w:color="auto" w:sz="0"/>
+          <w:insideV w:val="none" w:color="auto" w:sz="0"/>
+        </w:tblBorders>
+      </w:tblPr>
+      <w:tblGrid>
+        <w:gridCol w:w="10080"/>
+      </w:tblGrid>
+      <w:tr>
+        <w:tc>
+          <w:tcPr>
+            <w:tcW w:type="dxa" w:w="10080"/>
+            <w:shd w:fill="101B33" w:color="auto" w:val="clear"/>
+            <w:tcMar>
+              <w:top w:type="dxa" w:w="110"/>
+              <w:left w:type="dxa" w:w="220"/>
+              <w:bottom w:type="dxa" w:w="110"/>
+              <w:right w:type="dxa" w:w="220"/>
+            </w:tcMar>
+          </w:tcPr>
+          <w:p>
+            <w:pPr>
+              <w:spacing w:after="0"/>
+            </w:pPr>
+            <w:r>
+              <w:rPr>
+                <w:rFonts w:ascii="Oswald" w:cs="Oswald" w:eastAsia="Oswald" w:hAnsi="Oswald"/>
+                <w:b/>
+                <w:bCs/>
+                <w:caps/>
+                <w:color w:val="F0B429"/>
+                <w:spacing w:val="30"/>
+                <w:sz w:val="14"/>
+                <w:szCs w:val="14"/>
+              </w:rPr>
+              <w:t xml:space="preserve">The Meltdown (Younger Kids)</w:t>
+            </w:r>
+          </w:p>
+        </w:tc>
+      </w:tr>
+      <w:tr>
+        <w:tc>
+          <w:tcPr>
+            <w:tcW w:type="dxa" w:w="10080"/>
+            <w:tcMar>
+              <w:top w:type="dxa" w:w="140"/>
+              <w:left w:type="dxa" w:w="220"/>
+              <w:bottom w:type="dxa" w:w="140"/>
+              <w:right w:type="dxa" w:w="220"/>
+            </w:tcMar>
+          </w:tcPr>
+          <w:p>
+            <w:pPr>
+              <w:keepNext/>
+              <w:spacing w:after="40" w:before="90"/>
+            </w:pPr>
+            <w:r>
+              <w:rPr>
+                <w:rFonts w:ascii="Oswald" w:cs="Oswald" w:eastAsia="Oswald" w:hAnsi="Oswald"/>
+                <w:b/>
+                <w:bCs/>
+                <w:caps/>
+                <w:color w:val="5D6E96"/>
+                <w:spacing w:val="22"/>
+                <w:sz w:val="14"/>
+                <w:szCs w:val="14"/>
+              </w:rPr>
+              <w:t xml:space="preserve">Your child says</w:t>
+            </w:r>
+          </w:p>
+          <w:p>
+            <w:pPr>
+              <w:shd w:fill="FBF4E0" w:color="auto" w:val="clear"/>
+              <w:spacing w:after="60"/>
+              <w:ind w:left="120" w:right="120"/>
+            </w:pPr>
+            <w:r>
+              <w:rPr>
+                <w:rFonts w:ascii="Source Sans 3" w:cs="Source Sans 3" w:eastAsia="Source Sans 3" w:hAnsi="Source Sans 3"/>
+                <w:i/>
+                <w:iCs/>
+                <w:color w:val="3A2F0E"/>
+                <w:sz w:val="19"/>
+                <w:szCs w:val="19"/>
+              </w:rPr>
+              <w:t xml:space="preserve">Nothing — they're screaming, crying, maybe on the floor. The tablet just went into the parking station.</w:t>
+            </w:r>
+          </w:p>
+          <w:p>
+            <w:pPr>
+              <w:keepNext/>
+              <w:spacing w:after="40" w:before="90"/>
+            </w:pPr>
+            <w:r>
+              <w:rPr>
+                <w:rFonts w:ascii="Oswald" w:cs="Oswald" w:eastAsia="Oswald" w:hAnsi="Oswald"/>
+                <w:b/>
+                <w:bCs/>
+                <w:caps/>
+                <w:color w:val="5D6E96"/>
+                <w:spacing w:val="22"/>
+                <w:sz w:val="14"/>
+                <w:szCs w:val="14"/>
+              </w:rPr>
+              <w:t xml:space="preserve">Don't say</w:t>
+            </w:r>
+          </w:p>
+          <w:p>
+            <w:pPr>
+              <w:shd w:fill="FBEBEA" w:color="auto" w:val="clear"/>
+              <w:spacing w:after="60"/>
+              <w:ind w:left="120" w:right="120"/>
+            </w:pPr>
+            <w:r>
+              <w:rPr>
+                <w:rFonts w:ascii="Source Sans 3" w:cs="Source Sans 3" w:eastAsia="Source Sans 3" w:hAnsi="Source Sans 3"/>
+                <w:color w:val="7A2E22"/>
+                <w:sz w:val="17"/>
+                <w:szCs w:val="17"/>
+              </w:rPr>
+              <w:t xml:space="preserve">"Stop crying right now or you lose it tomorrow too." — The tears aren't defiance, they're withdrawal. Adding fear to dysregulation just teaches them the tablet is worth crying harder for.</w:t>
+            </w:r>
+          </w:p>
+          <w:p>
+            <w:pPr>
+              <w:keepNext/>
+              <w:spacing w:after="40" w:before="90"/>
+            </w:pPr>
+            <w:r>
+              <w:rPr>
+                <w:rFonts w:ascii="Oswald" w:cs="Oswald" w:eastAsia="Oswald" w:hAnsi="Oswald"/>
+                <w:b/>
+                <w:bCs/>
+                <w:caps/>
+                <w:color w:val="5D6E96"/>
+                <w:spacing w:val="22"/>
+                <w:sz w:val="14"/>
+                <w:szCs w:val="14"/>
+              </w:rPr>
+              <w:t xml:space="preserve">Say this instead</w:t>
+            </w:r>
+          </w:p>
+          <w:p>
+            <w:pPr>
+              <w:shd w:fill="EEF3FB" w:color="auto" w:val="clear"/>
+              <w:spacing w:after="60"/>
+              <w:ind w:left="120" w:right="120"/>
+            </w:pPr>
+            <w:r>
+              <w:rPr>
+                <w:rFonts w:ascii="Source Sans 3" w:cs="Source Sans 3" w:eastAsia="Source Sans 3" w:hAnsi="Source Sans 3"/>
+                <w:color w:val="101B33"/>
+                <w:sz w:val="17"/>
+                <w:szCs w:val="17"/>
+              </w:rPr>
+              <w:t xml:space="preserve">Kneel down, calm and quiet: "You're really upset. It's hard to stop something fun. I'm right here. When your body calms down, we'll pick what's next — blocks or bikes?"</w:t>
+            </w:r>
+          </w:p>
+          <w:p>
+            <w:pPr>
+              <w:spacing w:after="0" w:before="60"/>
+            </w:pPr>
+            <w:r>
+              <w:rPr>
+                <w:rFonts w:ascii="Source Sans 3" w:cs="Source Sans 3" w:eastAsia="Source Sans 3" w:hAnsi="Source Sans 3"/>
+                <w:b/>
+                <w:bCs/>
+                <w:color w:val="101B33"/>
+                <w:sz w:val="16"/>
+                <w:szCs w:val="16"/>
+              </w:rPr>
+              <w:t xml:space="preserve">Why it works:</w:t>
+            </w:r>
+            <w:r>
+              <w:rPr>
+                <w:rFonts w:ascii="Source Sans 3" w:cs="Source Sans 3" w:eastAsia="Source Sans 3" w:hAnsi="Source Sans 3"/>
+                <w:color w:val="5D6E96"/>
+                <w:sz w:val="16"/>
+                <w:szCs w:val="16"/>
+              </w:rPr>
+              <w:t xml:space="preserve"> Co-regulation before correction. You didn't reward the meltdown with screen time, and you didn't punish the feeling. The two-option choice gives their brain somewhere to go. You became the exit ramp instead of the enemy.</w:t>
+            </w:r>
+          </w:p>
+        </w:tc>
+      </w:tr>
+    </w:tbl>
+    <w:p>
+      <w:pPr>
+        <w:spacing w:after="100" w:before="0" w:line="40" w:lineRule="exact"/>
+      </w:pPr>
+      <w:r>
+        <w:rPr>
+          <w:sz w:val="2"/>
+          <w:szCs w:val="2"/>
+        </w:rPr>
+        <w:t xml:space="preserve"/>
+      </w:r>
+    </w:p>
+    <w:p>
+      <w:pPr>
         <w:keepNext/>
         <w:spacing w:after="80" w:before="160"/>
       </w:pPr>
@@ -10537,6 +10971,223 @@
                 <w:szCs w:val="15"/>
               </w:rPr>
               <w:t xml:space="preserve">Small sign</w:t>
+            </w:r>
+          </w:p>
+        </w:tc>
+      </w:tr>
+    </w:tbl>
+    <w:p>
+      <w:pPr>
+        <w:spacing w:after="100" w:before="0" w:line="40" w:lineRule="exact"/>
+      </w:pPr>
+      <w:r>
+        <w:rPr>
+          <w:sz w:val="2"/>
+          <w:szCs w:val="2"/>
+        </w:rPr>
+        <w:t xml:space="preserve"/>
+      </w:r>
+    </w:p>
+    <w:p>
+      <w:pPr>
+        <w:spacing w:after="60" w:before="0" w:line="40" w:lineRule="exact"/>
+      </w:pPr>
+      <w:r>
+        <w:rPr>
+          <w:sz w:val="2"/>
+          <w:szCs w:val="2"/>
+        </w:rPr>
+        <w:t xml:space="preserve"/>
+      </w:r>
+    </w:p>
+    <w:tbl>
+      <w:tblPr>
+        <w:tblW w:type="dxa" w:w="10080"/>
+        <w:tblBorders>
+          <w:top w:val="single" w:color="101B33" w:sz="16"/>
+          <w:left w:val="single" w:color="101B33" w:sz="16"/>
+          <w:bottom w:val="single" w:color="101B33" w:sz="16"/>
+          <w:right w:val="single" w:color="101B33" w:sz="16"/>
+          <w:insideH w:val="none" w:color="auto" w:sz="0"/>
+          <w:insideV w:val="none" w:color="auto" w:sz="0"/>
+        </w:tblBorders>
+      </w:tblPr>
+      <w:tblGrid>
+        <w:gridCol w:w="10080"/>
+      </w:tblGrid>
+      <w:tr>
+        <w:tc>
+          <w:tcPr>
+            <w:tcW w:type="dxa" w:w="10080"/>
+            <w:shd w:fill="101B33" w:color="auto" w:val="clear"/>
+            <w:tcMar>
+              <w:top w:type="dxa" w:w="110"/>
+              <w:left w:type="dxa" w:w="220"/>
+              <w:bottom w:type="dxa" w:w="110"/>
+              <w:right w:type="dxa" w:w="220"/>
+            </w:tcMar>
+          </w:tcPr>
+          <w:p>
+            <w:pPr>
+              <w:spacing w:after="0"/>
+            </w:pPr>
+            <w:r>
+              <w:rPr>
+                <w:rFonts w:ascii="Oswald" w:cs="Oswald" w:eastAsia="Oswald" w:hAnsi="Oswald"/>
+                <w:b/>
+                <w:bCs/>
+                <w:caps/>
+                <w:color w:val="F0B429"/>
+                <w:spacing w:val="30"/>
+                <w:sz w:val="14"/>
+                <w:szCs w:val="14"/>
+              </w:rPr>
+              <w:t xml:space="preserve">The Restaurant Wait</w:t>
+            </w:r>
+          </w:p>
+        </w:tc>
+      </w:tr>
+      <w:tr>
+        <w:tc>
+          <w:tcPr>
+            <w:tcW w:type="dxa" w:w="10080"/>
+            <w:tcMar>
+              <w:top w:type="dxa" w:w="140"/>
+              <w:left w:type="dxa" w:w="220"/>
+              <w:bottom w:type="dxa" w:w="140"/>
+              <w:right w:type="dxa" w:w="220"/>
+            </w:tcMar>
+          </w:tcPr>
+          <w:p>
+            <w:pPr>
+              <w:keepNext/>
+              <w:spacing w:after="40" w:before="90"/>
+            </w:pPr>
+            <w:r>
+              <w:rPr>
+                <w:rFonts w:ascii="Oswald" w:cs="Oswald" w:eastAsia="Oswald" w:hAnsi="Oswald"/>
+                <w:b/>
+                <w:bCs/>
+                <w:caps/>
+                <w:color w:val="5D6E96"/>
+                <w:spacing w:val="22"/>
+                <w:sz w:val="14"/>
+                <w:szCs w:val="14"/>
+              </w:rPr>
+              <w:t xml:space="preserve">Your child says</w:t>
+            </w:r>
+          </w:p>
+          <w:p>
+            <w:pPr>
+              <w:shd w:fill="FBF4E0" w:color="auto" w:val="clear"/>
+              <w:spacing w:after="60"/>
+              <w:ind w:left="120" w:right="120"/>
+            </w:pPr>
+            <w:r>
+              <w:rPr>
+                <w:rFonts w:ascii="Source Sans 3" w:cs="Source Sans 3" w:eastAsia="Source Sans 3" w:hAnsi="Source Sans 3"/>
+                <w:i/>
+                <w:iCs/>
+                <w:color w:val="3A2F0E"/>
+                <w:sz w:val="19"/>
+                <w:szCs w:val="19"/>
+              </w:rPr>
+              <w:t xml:space="preserve">"Can I just watch something until the food comes?"</w:t>
+            </w:r>
+          </w:p>
+          <w:p>
+            <w:pPr>
+              <w:keepNext/>
+              <w:spacing w:after="40" w:before="90"/>
+            </w:pPr>
+            <w:r>
+              <w:rPr>
+                <w:rFonts w:ascii="Oswald" w:cs="Oswald" w:eastAsia="Oswald" w:hAnsi="Oswald"/>
+                <w:b/>
+                <w:bCs/>
+                <w:caps/>
+                <w:color w:val="5D6E96"/>
+                <w:spacing w:val="22"/>
+                <w:sz w:val="14"/>
+                <w:szCs w:val="14"/>
+              </w:rPr>
+              <w:t xml:space="preserve">Don't say</w:t>
+            </w:r>
+          </w:p>
+          <w:p>
+            <w:pPr>
+              <w:shd w:fill="FBEBEA" w:color="auto" w:val="clear"/>
+              <w:spacing w:after="60"/>
+              <w:ind w:left="120" w:right="120"/>
+            </w:pPr>
+            <w:r>
+              <w:rPr>
+                <w:rFonts w:ascii="Source Sans 3" w:cs="Source Sans 3" w:eastAsia="Source Sans 3" w:hAnsi="Source Sans 3"/>
+                <w:color w:val="7A2E22"/>
+                <w:sz w:val="17"/>
+                <w:szCs w:val="17"/>
+              </w:rPr>
+              <w:t xml:space="preserve">"Fine, just keep the volume down." — The wait is precisely the boredom muscle you're rebuilding. Every surrender makes the next wait harder.</w:t>
+            </w:r>
+          </w:p>
+          <w:p>
+            <w:pPr>
+              <w:keepNext/>
+              <w:spacing w:after="40" w:before="90"/>
+            </w:pPr>
+            <w:r>
+              <w:rPr>
+                <w:rFonts w:ascii="Oswald" w:cs="Oswald" w:eastAsia="Oswald" w:hAnsi="Oswald"/>
+                <w:b/>
+                <w:bCs/>
+                <w:caps/>
+                <w:color w:val="5D6E96"/>
+                <w:spacing w:val="22"/>
+                <w:sz w:val="14"/>
+                <w:szCs w:val="14"/>
+              </w:rPr>
+              <w:t xml:space="preserve">Say this instead</w:t>
+            </w:r>
+          </w:p>
+          <w:p>
+            <w:pPr>
+              <w:shd w:fill="EEF3FB" w:color="auto" w:val="clear"/>
+              <w:spacing w:after="60"/>
+              <w:ind w:left="120" w:right="120"/>
+            </w:pPr>
+            <w:r>
+              <w:rPr>
+                <w:rFonts w:ascii="Source Sans 3" w:cs="Source Sans 3" w:eastAsia="Source Sans 3" w:hAnsi="Source Sans 3"/>
+                <w:color w:val="101B33"/>
+                <w:sz w:val="17"/>
+                <w:szCs w:val="17"/>
+              </w:rPr>
+              <w:t xml:space="preserve">"Nope — restaurant waits are family time now. But I came prepared: would you rather play Would You Rather or twenty questions? Winner picks dessert."</w:t>
+            </w:r>
+          </w:p>
+          <w:p>
+            <w:pPr>
+              <w:spacing w:after="0" w:before="60"/>
+            </w:pPr>
+            <w:r>
+              <w:rPr>
+                <w:rFonts w:ascii="Source Sans 3" w:cs="Source Sans 3" w:eastAsia="Source Sans 3" w:hAnsi="Source Sans 3"/>
+                <w:b/>
+                <w:bCs/>
+                <w:color w:val="101B33"/>
+                <w:sz w:val="16"/>
+                <w:szCs w:val="16"/>
+              </w:rPr>
+              <w:t xml:space="preserve">Why it works:</w:t>
+            </w:r>
+            <w:r>
+              <w:rPr>
+                <w:rFonts w:ascii="Source Sans 3" w:cs="Source Sans 3" w:eastAsia="Source Sans 3" w:hAnsi="Source Sans 3"/>
+                <w:color w:val="5D6E96"/>
+                <w:sz w:val="16"/>
+                <w:szCs w:val="16"/>
+              </w:rPr>
+              <w:t xml:space="preserve"> A pre-decided rule plus a prepared replacement plus tiny stakes. The wait stops being a gap to fill and becomes a ritual — and the conversation starters in the Quick Reference Guide were built for exactly this moment.</w:t>
             </w:r>
           </w:p>
         </w:tc>
@@ -12428,6 +13079,223 @@
     </w:p>
     <w:p>
       <w:pPr>
+        <w:spacing w:after="60" w:before="0" w:line="40" w:lineRule="exact"/>
+      </w:pPr>
+      <w:r>
+        <w:rPr>
+          <w:sz w:val="2"/>
+          <w:szCs w:val="2"/>
+        </w:rPr>
+        <w:t xml:space="preserve"/>
+      </w:r>
+    </w:p>
+    <w:tbl>
+      <w:tblPr>
+        <w:tblW w:type="dxa" w:w="10080"/>
+        <w:tblBorders>
+          <w:top w:val="single" w:color="101B33" w:sz="16"/>
+          <w:left w:val="single" w:color="101B33" w:sz="16"/>
+          <w:bottom w:val="single" w:color="101B33" w:sz="16"/>
+          <w:right w:val="single" w:color="101B33" w:sz="16"/>
+          <w:insideH w:val="none" w:color="auto" w:sz="0"/>
+          <w:insideV w:val="none" w:color="auto" w:sz="0"/>
+        </w:tblBorders>
+      </w:tblPr>
+      <w:tblGrid>
+        <w:gridCol w:w="10080"/>
+      </w:tblGrid>
+      <w:tr>
+        <w:tc>
+          <w:tcPr>
+            <w:tcW w:type="dxa" w:w="10080"/>
+            <w:shd w:fill="101B33" w:color="auto" w:val="clear"/>
+            <w:tcMar>
+              <w:top w:type="dxa" w:w="110"/>
+              <w:left w:type="dxa" w:w="220"/>
+              <w:bottom w:type="dxa" w:w="110"/>
+              <w:right w:type="dxa" w:w="220"/>
+            </w:tcMar>
+          </w:tcPr>
+          <w:p>
+            <w:pPr>
+              <w:spacing w:after="0"/>
+            </w:pPr>
+            <w:r>
+              <w:rPr>
+                <w:rFonts w:ascii="Oswald" w:cs="Oswald" w:eastAsia="Oswald" w:hAnsi="Oswald"/>
+                <w:b/>
+                <w:bCs/>
+                <w:caps/>
+                <w:color w:val="F0B429"/>
+                <w:spacing w:val="30"/>
+                <w:sz w:val="14"/>
+                <w:szCs w:val="14"/>
+              </w:rPr>
+              <w:t xml:space="preserve">The Five-More-Minutes Loop</w:t>
+            </w:r>
+          </w:p>
+        </w:tc>
+      </w:tr>
+      <w:tr>
+        <w:tc>
+          <w:tcPr>
+            <w:tcW w:type="dxa" w:w="10080"/>
+            <w:tcMar>
+              <w:top w:type="dxa" w:w="140"/>
+              <w:left w:type="dxa" w:w="220"/>
+              <w:bottom w:type="dxa" w:w="140"/>
+              <w:right w:type="dxa" w:w="220"/>
+            </w:tcMar>
+          </w:tcPr>
+          <w:p>
+            <w:pPr>
+              <w:keepNext/>
+              <w:spacing w:after="40" w:before="90"/>
+            </w:pPr>
+            <w:r>
+              <w:rPr>
+                <w:rFonts w:ascii="Oswald" w:cs="Oswald" w:eastAsia="Oswald" w:hAnsi="Oswald"/>
+                <w:b/>
+                <w:bCs/>
+                <w:caps/>
+                <w:color w:val="5D6E96"/>
+                <w:spacing w:val="22"/>
+                <w:sz w:val="14"/>
+                <w:szCs w:val="14"/>
+              </w:rPr>
+              <w:t xml:space="preserve">Your child says</w:t>
+            </w:r>
+          </w:p>
+          <w:p>
+            <w:pPr>
+              <w:shd w:fill="FBF4E0" w:color="auto" w:val="clear"/>
+              <w:spacing w:after="60"/>
+              <w:ind w:left="120" w:right="120"/>
+            </w:pPr>
+            <w:r>
+              <w:rPr>
+                <w:rFonts w:ascii="Source Sans 3" w:cs="Source Sans 3" w:eastAsia="Source Sans 3" w:hAnsi="Source Sans 3"/>
+                <w:i/>
+                <w:iCs/>
+                <w:color w:val="3A2F0E"/>
+                <w:sz w:val="19"/>
+                <w:szCs w:val="19"/>
+              </w:rPr>
+              <w:t xml:space="preserve">"Just five more minutes! I need to finish this level!"</w:t>
+            </w:r>
+          </w:p>
+          <w:p>
+            <w:pPr>
+              <w:keepNext/>
+              <w:spacing w:after="40" w:before="90"/>
+            </w:pPr>
+            <w:r>
+              <w:rPr>
+                <w:rFonts w:ascii="Oswald" w:cs="Oswald" w:eastAsia="Oswald" w:hAnsi="Oswald"/>
+                <w:b/>
+                <w:bCs/>
+                <w:caps/>
+                <w:color w:val="5D6E96"/>
+                <w:spacing w:val="22"/>
+                <w:sz w:val="14"/>
+                <w:szCs w:val="14"/>
+              </w:rPr>
+              <w:t xml:space="preserve">Don't say</w:t>
+            </w:r>
+          </w:p>
+          <w:p>
+            <w:pPr>
+              <w:shd w:fill="FBEBEA" w:color="auto" w:val="clear"/>
+              <w:spacing w:after="60"/>
+              <w:ind w:left="120" w:right="120"/>
+            </w:pPr>
+            <w:r>
+              <w:rPr>
+                <w:rFonts w:ascii="Source Sans 3" w:cs="Source Sans 3" w:eastAsia="Source Sans 3" w:hAnsi="Source Sans 3"/>
+                <w:color w:val="7A2E22"/>
+                <w:sz w:val="17"/>
+                <w:szCs w:val="17"/>
+              </w:rPr>
+              <w:t xml:space="preserve">"Fine, five minutes — but that's IT." — You've just taught them the limit is soft and negotiation works. Tomorrow's opening bid will be ten.</w:t>
+            </w:r>
+          </w:p>
+          <w:p>
+            <w:pPr>
+              <w:keepNext/>
+              <w:spacing w:after="40" w:before="90"/>
+            </w:pPr>
+            <w:r>
+              <w:rPr>
+                <w:rFonts w:ascii="Oswald" w:cs="Oswald" w:eastAsia="Oswald" w:hAnsi="Oswald"/>
+                <w:b/>
+                <w:bCs/>
+                <w:caps/>
+                <w:color w:val="5D6E96"/>
+                <w:spacing w:val="22"/>
+                <w:sz w:val="14"/>
+                <w:szCs w:val="14"/>
+              </w:rPr>
+              <w:t xml:space="preserve">Say this instead</w:t>
+            </w:r>
+          </w:p>
+          <w:p>
+            <w:pPr>
+              <w:shd w:fill="EEF3FB" w:color="auto" w:val="clear"/>
+              <w:spacing w:after="60"/>
+              <w:ind w:left="120" w:right="120"/>
+            </w:pPr>
+            <w:r>
+              <w:rPr>
+                <w:rFonts w:ascii="Source Sans 3" w:cs="Source Sans 3" w:eastAsia="Source Sans 3" w:hAnsi="Source Sans 3"/>
+                <w:color w:val="101B33"/>
+                <w:sz w:val="17"/>
+                <w:szCs w:val="17"/>
+              </w:rPr>
+              <w:t xml:space="preserve">"I get it — stopping mid-level feels like being yanked out of a movie. Finish this level, then it's screens down. And tomorrow, let's set a ten-minute warning so you can pick a good stopping point yourself."</w:t>
+            </w:r>
+          </w:p>
+          <w:p>
+            <w:pPr>
+              <w:spacing w:after="0" w:before="60"/>
+            </w:pPr>
+            <w:r>
+              <w:rPr>
+                <w:rFonts w:ascii="Source Sans 3" w:cs="Source Sans 3" w:eastAsia="Source Sans 3" w:hAnsi="Source Sans 3"/>
+                <w:b/>
+                <w:bCs/>
+                <w:color w:val="101B33"/>
+                <w:sz w:val="16"/>
+                <w:szCs w:val="16"/>
+              </w:rPr>
+              <w:t xml:space="preserve">Why it works:</w:t>
+            </w:r>
+            <w:r>
+              <w:rPr>
+                <w:rFonts w:ascii="Source Sans 3" w:cs="Source Sans 3" w:eastAsia="Source Sans 3" w:hAnsi="Source Sans 3"/>
+                <w:color w:val="5D6E96"/>
+                <w:sz w:val="16"/>
+                <w:szCs w:val="16"/>
+              </w:rPr>
+              <w:t xml:space="preserve"> The frustration is real — mid-task interruption is genuinely hard, even for adults. You honored that, kept the boundary firm, and handed them the stopping control. Kids who choose their own landing spot stop fighting the landing.</w:t>
+            </w:r>
+          </w:p>
+        </w:tc>
+      </w:tr>
+    </w:tbl>
+    <w:p>
+      <w:pPr>
+        <w:spacing w:after="100" w:before="0" w:line="40" w:lineRule="exact"/>
+      </w:pPr>
+      <w:r>
+        <w:rPr>
+          <w:sz w:val="2"/>
+          <w:szCs w:val="2"/>
+        </w:rPr>
+        <w:t xml:space="preserve"/>
+      </w:r>
+    </w:p>
+    <w:p>
+      <w:pPr>
         <w:keepNext/>
         <w:spacing w:after="80" w:before="160"/>
       </w:pPr>
@@ -13484,6 +14352,223 @@
     <w:p>
       <w:pPr>
         <w:spacing w:after="200" w:before="0" w:line="40" w:lineRule="exact"/>
+      </w:pPr>
+      <w:r>
+        <w:rPr>
+          <w:sz w:val="2"/>
+          <w:szCs w:val="2"/>
+        </w:rPr>
+        <w:t xml:space="preserve"/>
+      </w:r>
+    </w:p>
+    <w:p>
+      <w:pPr>
+        <w:spacing w:after="60" w:before="0" w:line="40" w:lineRule="exact"/>
+      </w:pPr>
+      <w:r>
+        <w:rPr>
+          <w:sz w:val="2"/>
+          <w:szCs w:val="2"/>
+        </w:rPr>
+        <w:t xml:space="preserve"/>
+      </w:r>
+    </w:p>
+    <w:tbl>
+      <w:tblPr>
+        <w:tblW w:type="dxa" w:w="10080"/>
+        <w:tblBorders>
+          <w:top w:val="single" w:color="101B33" w:sz="16"/>
+          <w:left w:val="single" w:color="101B33" w:sz="16"/>
+          <w:bottom w:val="single" w:color="101B33" w:sz="16"/>
+          <w:right w:val="single" w:color="101B33" w:sz="16"/>
+          <w:insideH w:val="none" w:color="auto" w:sz="0"/>
+          <w:insideV w:val="none" w:color="auto" w:sz="0"/>
+        </w:tblBorders>
+      </w:tblPr>
+      <w:tblGrid>
+        <w:gridCol w:w="10080"/>
+      </w:tblGrid>
+      <w:tr>
+        <w:tc>
+          <w:tcPr>
+            <w:tcW w:type="dxa" w:w="10080"/>
+            <w:shd w:fill="101B33" w:color="auto" w:val="clear"/>
+            <w:tcMar>
+              <w:top w:type="dxa" w:w="110"/>
+              <w:left w:type="dxa" w:w="220"/>
+              <w:bottom w:type="dxa" w:w="110"/>
+              <w:right w:type="dxa" w:w="220"/>
+            </w:tcMar>
+          </w:tcPr>
+          <w:p>
+            <w:pPr>
+              <w:spacing w:after="0"/>
+            </w:pPr>
+            <w:r>
+              <w:rPr>
+                <w:rFonts w:ascii="Oswald" w:cs="Oswald" w:eastAsia="Oswald" w:hAnsi="Oswald"/>
+                <w:b/>
+                <w:bCs/>
+                <w:caps/>
+                <w:color w:val="F0B429"/>
+                <w:spacing w:val="30"/>
+                <w:sz w:val="14"/>
+                <w:szCs w:val="14"/>
+              </w:rPr>
+              <w:t xml:space="preserve">The Boredom Complaint (Guaranteed on Days 2–4)</w:t>
+            </w:r>
+          </w:p>
+        </w:tc>
+      </w:tr>
+      <w:tr>
+        <w:tc>
+          <w:tcPr>
+            <w:tcW w:type="dxa" w:w="10080"/>
+            <w:tcMar>
+              <w:top w:type="dxa" w:w="140"/>
+              <w:left w:type="dxa" w:w="220"/>
+              <w:bottom w:type="dxa" w:w="140"/>
+              <w:right w:type="dxa" w:w="220"/>
+            </w:tcMar>
+          </w:tcPr>
+          <w:p>
+            <w:pPr>
+              <w:keepNext/>
+              <w:spacing w:after="40" w:before="90"/>
+            </w:pPr>
+            <w:r>
+              <w:rPr>
+                <w:rFonts w:ascii="Oswald" w:cs="Oswald" w:eastAsia="Oswald" w:hAnsi="Oswald"/>
+                <w:b/>
+                <w:bCs/>
+                <w:caps/>
+                <w:color w:val="5D6E96"/>
+                <w:spacing w:val="22"/>
+                <w:sz w:val="14"/>
+                <w:szCs w:val="14"/>
+              </w:rPr>
+              <w:t xml:space="preserve">Your child says</w:t>
+            </w:r>
+          </w:p>
+          <w:p>
+            <w:pPr>
+              <w:shd w:fill="FBF4E0" w:color="auto" w:val="clear"/>
+              <w:spacing w:after="60"/>
+              <w:ind w:left="120" w:right="120"/>
+            </w:pPr>
+            <w:r>
+              <w:rPr>
+                <w:rFonts w:ascii="Source Sans 3" w:cs="Source Sans 3" w:eastAsia="Source Sans 3" w:hAnsi="Source Sans 3"/>
+                <w:i/>
+                <w:iCs/>
+                <w:color w:val="3A2F0E"/>
+                <w:sz w:val="19"/>
+                <w:szCs w:val="19"/>
+              </w:rPr>
+              <w:t xml:space="preserve">"I'm SO bored. There's NOTHING to do."</w:t>
+            </w:r>
+          </w:p>
+          <w:p>
+            <w:pPr>
+              <w:keepNext/>
+              <w:spacing w:after="40" w:before="90"/>
+            </w:pPr>
+            <w:r>
+              <w:rPr>
+                <w:rFonts w:ascii="Oswald" w:cs="Oswald" w:eastAsia="Oswald" w:hAnsi="Oswald"/>
+                <w:b/>
+                <w:bCs/>
+                <w:caps/>
+                <w:color w:val="5D6E96"/>
+                <w:spacing w:val="22"/>
+                <w:sz w:val="14"/>
+                <w:szCs w:val="14"/>
+              </w:rPr>
+              <w:t xml:space="preserve">Don't say</w:t>
+            </w:r>
+          </w:p>
+          <w:p>
+            <w:pPr>
+              <w:shd w:fill="FBEBEA" w:color="auto" w:val="clear"/>
+              <w:spacing w:after="60"/>
+              <w:ind w:left="120" w:right="120"/>
+            </w:pPr>
+            <w:r>
+              <w:rPr>
+                <w:rFonts w:ascii="Source Sans 3" w:cs="Source Sans 3" w:eastAsia="Source Sans 3" w:hAnsi="Source Sans 3"/>
+                <w:color w:val="7A2E22"/>
+                <w:sz w:val="17"/>
+                <w:szCs w:val="17"/>
+              </w:rPr>
+              <w:t xml:space="preserve">"Only boring people get bored" — or worse, scrambling to entertain them. Both teach that boredom is an emergency someone else must fix.</w:t>
+            </w:r>
+          </w:p>
+          <w:p>
+            <w:pPr>
+              <w:keepNext/>
+              <w:spacing w:after="40" w:before="90"/>
+            </w:pPr>
+            <w:r>
+              <w:rPr>
+                <w:rFonts w:ascii="Oswald" w:cs="Oswald" w:eastAsia="Oswald" w:hAnsi="Oswald"/>
+                <w:b/>
+                <w:bCs/>
+                <w:caps/>
+                <w:color w:val="5D6E96"/>
+                <w:spacing w:val="22"/>
+                <w:sz w:val="14"/>
+                <w:szCs w:val="14"/>
+              </w:rPr>
+              <w:t xml:space="preserve">Say this instead</w:t>
+            </w:r>
+          </w:p>
+          <w:p>
+            <w:pPr>
+              <w:shd w:fill="EEF3FB" w:color="auto" w:val="clear"/>
+              <w:spacing w:after="60"/>
+              <w:ind w:left="120" w:right="120"/>
+            </w:pPr>
+            <w:r>
+              <w:rPr>
+                <w:rFonts w:ascii="Source Sans 3" w:cs="Source Sans 3" w:eastAsia="Source Sans 3" w:hAnsi="Source Sans 3"/>
+                <w:color w:val="101B33"/>
+                <w:sz w:val="17"/>
+                <w:szCs w:val="17"/>
+              </w:rPr>
+              <w:t xml:space="preserve">"Being bored feels uncomfortable — I feel it too. Your brain got used to fast entertainment, and it's re-learning how to make its own fun. It will come back, I promise. The activity jar is on the counter if you want a starting point — and if not, being bored for a while is allowed in this house."</w:t>
+            </w:r>
+          </w:p>
+          <w:p>
+            <w:pPr>
+              <w:spacing w:after="0" w:before="60"/>
+            </w:pPr>
+            <w:r>
+              <w:rPr>
+                <w:rFonts w:ascii="Source Sans 3" w:cs="Source Sans 3" w:eastAsia="Source Sans 3" w:hAnsi="Source Sans 3"/>
+                <w:b/>
+                <w:bCs/>
+                <w:color w:val="101B33"/>
+                <w:sz w:val="16"/>
+                <w:szCs w:val="16"/>
+              </w:rPr>
+              <w:t xml:space="preserve">Why it works:</w:t>
+            </w:r>
+            <w:r>
+              <w:rPr>
+                <w:rFonts w:ascii="Source Sans 3" w:cs="Source Sans 3" w:eastAsia="Source Sans 3" w:hAnsi="Source Sans 3"/>
+                <w:color w:val="5D6E96"/>
+                <w:sz w:val="16"/>
+                <w:szCs w:val="16"/>
+              </w:rPr>
+              <w:t xml:space="preserve"> You named it as withdrawal, not a parenting failure. You refused the entertainment-committee job while leaving a door open. Boredom is where self-directed play starts — but only if nobody rescues them from it too fast.</w:t>
+            </w:r>
+          </w:p>
+        </w:tc>
+      </w:tr>
+    </w:tbl>
+    <w:p>
+      <w:pPr>
+        <w:spacing w:after="100" w:before="0" w:line="40" w:lineRule="exact"/>
       </w:pPr>
       <w:r>
         <w:rPr>
@@ -29390,6 +30475,223 @@
     </w:p>
     <w:p>
       <w:pPr>
+        <w:spacing w:after="60" w:before="0" w:line="40" w:lineRule="exact"/>
+      </w:pPr>
+      <w:r>
+        <w:rPr>
+          <w:sz w:val="2"/>
+          <w:szCs w:val="2"/>
+        </w:rPr>
+        <w:t xml:space="preserve"/>
+      </w:r>
+    </w:p>
+    <w:tbl>
+      <w:tblPr>
+        <w:tblW w:type="dxa" w:w="10080"/>
+        <w:tblBorders>
+          <w:top w:val="single" w:color="101B33" w:sz="16"/>
+          <w:left w:val="single" w:color="101B33" w:sz="16"/>
+          <w:bottom w:val="single" w:color="101B33" w:sz="16"/>
+          <w:right w:val="single" w:color="101B33" w:sz="16"/>
+          <w:insideH w:val="none" w:color="auto" w:sz="0"/>
+          <w:insideV w:val="none" w:color="auto" w:sz="0"/>
+        </w:tblBorders>
+      </w:tblPr>
+      <w:tblGrid>
+        <w:gridCol w:w="10080"/>
+      </w:tblGrid>
+      <w:tr>
+        <w:tc>
+          <w:tcPr>
+            <w:tcW w:type="dxa" w:w="10080"/>
+            <w:shd w:fill="101B33" w:color="auto" w:val="clear"/>
+            <w:tcMar>
+              <w:top w:type="dxa" w:w="110"/>
+              <w:left w:type="dxa" w:w="220"/>
+              <w:bottom w:type="dxa" w:w="110"/>
+              <w:right w:type="dxa" w:w="220"/>
+            </w:tcMar>
+          </w:tcPr>
+          <w:p>
+            <w:pPr>
+              <w:spacing w:after="0"/>
+            </w:pPr>
+            <w:r>
+              <w:rPr>
+                <w:rFonts w:ascii="Oswald" w:cs="Oswald" w:eastAsia="Oswald" w:hAnsi="Oswald"/>
+                <w:b/>
+                <w:bCs/>
+                <w:caps/>
+                <w:color w:val="F0B429"/>
+                <w:spacing w:val="30"/>
+                <w:sz w:val="14"/>
+                <w:szCs w:val="14"/>
+              </w:rPr>
+              <w:t xml:space="preserve">The Relapse (Two Weeks Later)</w:t>
+            </w:r>
+          </w:p>
+        </w:tc>
+      </w:tr>
+      <w:tr>
+        <w:tc>
+          <w:tcPr>
+            <w:tcW w:type="dxa" w:w="10080"/>
+            <w:tcMar>
+              <w:top w:type="dxa" w:w="140"/>
+              <w:left w:type="dxa" w:w="220"/>
+              <w:bottom w:type="dxa" w:w="140"/>
+              <w:right w:type="dxa" w:w="220"/>
+            </w:tcMar>
+          </w:tcPr>
+          <w:p>
+            <w:pPr>
+              <w:keepNext/>
+              <w:spacing w:after="40" w:before="90"/>
+            </w:pPr>
+            <w:r>
+              <w:rPr>
+                <w:rFonts w:ascii="Oswald" w:cs="Oswald" w:eastAsia="Oswald" w:hAnsi="Oswald"/>
+                <w:b/>
+                <w:bCs/>
+                <w:caps/>
+                <w:color w:val="5D6E96"/>
+                <w:spacing w:val="22"/>
+                <w:sz w:val="14"/>
+                <w:szCs w:val="14"/>
+              </w:rPr>
+              <w:t xml:space="preserve">Your child says</w:t>
+            </w:r>
+          </w:p>
+          <w:p>
+            <w:pPr>
+              <w:shd w:fill="FBF4E0" w:color="auto" w:val="clear"/>
+              <w:spacing w:after="60"/>
+              <w:ind w:left="120" w:right="120"/>
+            </w:pPr>
+            <w:r>
+              <w:rPr>
+                <w:rFonts w:ascii="Source Sans 3" w:cs="Source Sans 3" w:eastAsia="Source Sans 3" w:hAnsi="Source Sans 3"/>
+                <w:i/>
+                <w:iCs/>
+                <w:color w:val="3A2F0E"/>
+                <w:sz w:val="19"/>
+                <w:szCs w:val="19"/>
+              </w:rPr>
+              <w:t xml:space="preserve">"We don't do the no-screens thing anymore, right?" — and they're not wrong. Dinner was silent again tonight.</w:t>
+            </w:r>
+          </w:p>
+          <w:p>
+            <w:pPr>
+              <w:keepNext/>
+              <w:spacing w:after="40" w:before="90"/>
+            </w:pPr>
+            <w:r>
+              <w:rPr>
+                <w:rFonts w:ascii="Oswald" w:cs="Oswald" w:eastAsia="Oswald" w:hAnsi="Oswald"/>
+                <w:b/>
+                <w:bCs/>
+                <w:caps/>
+                <w:color w:val="5D6E96"/>
+                <w:spacing w:val="22"/>
+                <w:sz w:val="14"/>
+                <w:szCs w:val="14"/>
+              </w:rPr>
+              <w:t xml:space="preserve">Don't say</w:t>
+            </w:r>
+          </w:p>
+          <w:p>
+            <w:pPr>
+              <w:shd w:fill="FBEBEA" w:color="auto" w:val="clear"/>
+              <w:spacing w:after="60"/>
+              <w:ind w:left="120" w:right="120"/>
+            </w:pPr>
+            <w:r>
+              <w:rPr>
+                <w:rFonts w:ascii="Source Sans 3" w:cs="Source Sans 3" w:eastAsia="Source Sans 3" w:hAnsi="Source Sans 3"/>
+                <w:color w:val="7A2E22"/>
+                <w:sz w:val="17"/>
+                <w:szCs w:val="17"/>
+              </w:rPr>
+              <w:t xml:space="preserve">"That's it — we're doing the whole week over again." — Threat framing turns the reset into a punishment, something done TO them again instead of something you built together.</w:t>
+            </w:r>
+          </w:p>
+          <w:p>
+            <w:pPr>
+              <w:keepNext/>
+              <w:spacing w:after="40" w:before="90"/>
+            </w:pPr>
+            <w:r>
+              <w:rPr>
+                <w:rFonts w:ascii="Oswald" w:cs="Oswald" w:eastAsia="Oswald" w:hAnsi="Oswald"/>
+                <w:b/>
+                <w:bCs/>
+                <w:caps/>
+                <w:color w:val="5D6E96"/>
+                <w:spacing w:val="22"/>
+                <w:sz w:val="14"/>
+                <w:szCs w:val="14"/>
+              </w:rPr>
+              <w:t xml:space="preserve">Say this instead</w:t>
+            </w:r>
+          </w:p>
+          <w:p>
+            <w:pPr>
+              <w:shd w:fill="EEF3FB" w:color="auto" w:val="clear"/>
+              <w:spacing w:after="60"/>
+              <w:ind w:left="120" w:right="120"/>
+            </w:pPr>
+            <w:r>
+              <w:rPr>
+                <w:rFonts w:ascii="Source Sans 3" w:cs="Source Sans 3" w:eastAsia="Source Sans 3" w:hAnsi="Source Sans 3"/>
+                <w:color w:val="101B33"/>
+                <w:sz w:val="17"/>
+                <w:szCs w:val="17"/>
+              </w:rPr>
+              <w:t xml:space="preserve">"You're right, we drifted — me included. That's normal; it's even in the book. We're not redoing the week. We're doing a 24-hour mini-reset starting after dinner: phones in the station, one activity from the jar, and tomorrow we look at the agreement together and fix what stopped working."</w:t>
+            </w:r>
+          </w:p>
+          <w:p>
+            <w:pPr>
+              <w:spacing w:after="0" w:before="60"/>
+            </w:pPr>
+            <w:r>
+              <w:rPr>
+                <w:rFonts w:ascii="Source Sans 3" w:cs="Source Sans 3" w:eastAsia="Source Sans 3" w:hAnsi="Source Sans 3"/>
+                <w:b/>
+                <w:bCs/>
+                <w:color w:val="101B33"/>
+                <w:sz w:val="16"/>
+                <w:szCs w:val="16"/>
+              </w:rPr>
+              <w:t xml:space="preserve">Why it works:</w:t>
+            </w:r>
+            <w:r>
+              <w:rPr>
+                <w:rFonts w:ascii="Source Sans 3" w:cs="Source Sans 3" w:eastAsia="Source Sans 3" w:hAnsi="Source Sans 3"/>
+                <w:color w:val="5D6E96"/>
+                <w:sz w:val="16"/>
+                <w:szCs w:val="16"/>
+              </w:rPr>
+              <w:t xml:space="preserve"> It names the drift without blame, invokes the mechanism everyone already agreed to — the emergency plan above — and scales the response to 24 hours, not 7 days. Relapse becomes family debugging, not family failure.</w:t>
+            </w:r>
+          </w:p>
+        </w:tc>
+      </w:tr>
+    </w:tbl>
+    <w:p>
+      <w:pPr>
+        <w:spacing w:after="100" w:before="0" w:line="40" w:lineRule="exact"/>
+      </w:pPr>
+      <w:r>
+        <w:rPr>
+          <w:sz w:val="2"/>
+          <w:szCs w:val="2"/>
+        </w:rPr>
+        <w:t xml:space="preserve"/>
+      </w:r>
+    </w:p>
+    <w:p>
+      <w:pPr>
         <w:spacing w:after="80" w:before="0" w:line="40" w:lineRule="exact"/>
       </w:pPr>
       <w:r>
@@ -31149,6 +32451,440 @@
     </w:p>
     <w:p>
       <w:pPr>
+        <w:spacing w:after="60" w:before="0" w:line="40" w:lineRule="exact"/>
+      </w:pPr>
+      <w:r>
+        <w:rPr>
+          <w:sz w:val="2"/>
+          <w:szCs w:val="2"/>
+        </w:rPr>
+        <w:t xml:space="preserve"/>
+      </w:r>
+    </w:p>
+    <w:tbl>
+      <w:tblPr>
+        <w:tblW w:type="dxa" w:w="10080"/>
+        <w:tblBorders>
+          <w:top w:val="single" w:color="101B33" w:sz="16"/>
+          <w:left w:val="single" w:color="101B33" w:sz="16"/>
+          <w:bottom w:val="single" w:color="101B33" w:sz="16"/>
+          <w:right w:val="single" w:color="101B33" w:sz="16"/>
+          <w:insideH w:val="none" w:color="auto" w:sz="0"/>
+          <w:insideV w:val="none" w:color="auto" w:sz="0"/>
+        </w:tblBorders>
+      </w:tblPr>
+      <w:tblGrid>
+        <w:gridCol w:w="10080"/>
+      </w:tblGrid>
+      <w:tr>
+        <w:tc>
+          <w:tcPr>
+            <w:tcW w:type="dxa" w:w="10080"/>
+            <w:shd w:fill="101B33" w:color="auto" w:val="clear"/>
+            <w:tcMar>
+              <w:top w:type="dxa" w:w="110"/>
+              <w:left w:type="dxa" w:w="220"/>
+              <w:bottom w:type="dxa" w:w="110"/>
+              <w:right w:type="dxa" w:w="220"/>
+            </w:tcMar>
+          </w:tcPr>
+          <w:p>
+            <w:pPr>
+              <w:spacing w:after="0"/>
+            </w:pPr>
+            <w:r>
+              <w:rPr>
+                <w:rFonts w:ascii="Oswald" w:cs="Oswald" w:eastAsia="Oswald" w:hAnsi="Oswald"/>
+                <w:b/>
+                <w:bCs/>
+                <w:caps/>
+                <w:color w:val="F0B429"/>
+                <w:spacing w:val="30"/>
+                <w:sz w:val="14"/>
+                <w:szCs w:val="14"/>
+              </w:rPr>
+              <w:t xml:space="preserve">"I Hate This Family"</w:t>
+            </w:r>
+          </w:p>
+        </w:tc>
+      </w:tr>
+      <w:tr>
+        <w:tc>
+          <w:tcPr>
+            <w:tcW w:type="dxa" w:w="10080"/>
+            <w:tcMar>
+              <w:top w:type="dxa" w:w="140"/>
+              <w:left w:type="dxa" w:w="220"/>
+              <w:bottom w:type="dxa" w:w="140"/>
+              <w:right w:type="dxa" w:w="220"/>
+            </w:tcMar>
+          </w:tcPr>
+          <w:p>
+            <w:pPr>
+              <w:keepNext/>
+              <w:spacing w:after="40" w:before="90"/>
+            </w:pPr>
+            <w:r>
+              <w:rPr>
+                <w:rFonts w:ascii="Oswald" w:cs="Oswald" w:eastAsia="Oswald" w:hAnsi="Oswald"/>
+                <w:b/>
+                <w:bCs/>
+                <w:caps/>
+                <w:color w:val="5D6E96"/>
+                <w:spacing w:val="22"/>
+                <w:sz w:val="14"/>
+                <w:szCs w:val="14"/>
+              </w:rPr>
+              <w:t xml:space="preserve">Your teen says</w:t>
+            </w:r>
+          </w:p>
+          <w:p>
+            <w:pPr>
+              <w:shd w:fill="FBF4E0" w:color="auto" w:val="clear"/>
+              <w:spacing w:after="60"/>
+              <w:ind w:left="120" w:right="120"/>
+            </w:pPr>
+            <w:r>
+              <w:rPr>
+                <w:rFonts w:ascii="Source Sans 3" w:cs="Source Sans 3" w:eastAsia="Source Sans 3" w:hAnsi="Source Sans 3"/>
+                <w:i/>
+                <w:iCs/>
+                <w:color w:val="3A2F0E"/>
+                <w:sz w:val="19"/>
+                <w:szCs w:val="19"/>
+              </w:rPr>
+              <w:t xml:space="preserve">"This is SO unfair. Everything fun is banned. I hate it here."</w:t>
+            </w:r>
+          </w:p>
+          <w:p>
+            <w:pPr>
+              <w:keepNext/>
+              <w:spacing w:after="40" w:before="90"/>
+            </w:pPr>
+            <w:r>
+              <w:rPr>
+                <w:rFonts w:ascii="Oswald" w:cs="Oswald" w:eastAsia="Oswald" w:hAnsi="Oswald"/>
+                <w:b/>
+                <w:bCs/>
+                <w:caps/>
+                <w:color w:val="5D6E96"/>
+                <w:spacing w:val="22"/>
+                <w:sz w:val="14"/>
+                <w:szCs w:val="14"/>
+              </w:rPr>
+              <w:t xml:space="preserve">Don't say</w:t>
+            </w:r>
+          </w:p>
+          <w:p>
+            <w:pPr>
+              <w:shd w:fill="FBEBEA" w:color="auto" w:val="clear"/>
+              <w:spacing w:after="60"/>
+              <w:ind w:left="120" w:right="120"/>
+            </w:pPr>
+            <w:r>
+              <w:rPr>
+                <w:rFonts w:ascii="Source Sans 3" w:cs="Source Sans 3" w:eastAsia="Source Sans 3" w:hAnsi="Source Sans 3"/>
+                <w:color w:val="7A2E22"/>
+                <w:sz w:val="17"/>
+                <w:szCs w:val="17"/>
+              </w:rPr>
+              <w:t xml:space="preserve">"After everything we do for you—" — Now the conversation is about your hurt feelings and their tone, and the actual issue is gone.</w:t>
+            </w:r>
+          </w:p>
+          <w:p>
+            <w:pPr>
+              <w:keepNext/>
+              <w:spacing w:after="40" w:before="90"/>
+            </w:pPr>
+            <w:r>
+              <w:rPr>
+                <w:rFonts w:ascii="Oswald" w:cs="Oswald" w:eastAsia="Oswald" w:hAnsi="Oswald"/>
+                <w:b/>
+                <w:bCs/>
+                <w:caps/>
+                <w:color w:val="5D6E96"/>
+                <w:spacing w:val="22"/>
+                <w:sz w:val="14"/>
+                <w:szCs w:val="14"/>
+              </w:rPr>
+              <w:t xml:space="preserve">Say this instead</w:t>
+            </w:r>
+          </w:p>
+          <w:p>
+            <w:pPr>
+              <w:shd w:fill="EEF3FB" w:color="auto" w:val="clear"/>
+              <w:spacing w:after="60"/>
+              <w:ind w:left="120" w:right="120"/>
+            </w:pPr>
+            <w:r>
+              <w:rPr>
+                <w:rFonts w:ascii="Source Sans 3" w:cs="Source Sans 3" w:eastAsia="Source Sans 3" w:hAnsi="Source Sans 3"/>
+                <w:color w:val="101B33"/>
+                <w:sz w:val="17"/>
+                <w:szCs w:val="17"/>
+              </w:rPr>
+              <w:t xml:space="preserve">"You're allowed to hate the rule. You don't have to like it for it to matter. Honestly, I'd rather hear 'this sucks' than have you pretend. When you've cooled off, tell me which part feels most unfair — and at the weekly review, if something needs adjusting, we'll adjust it together."</w:t>
+            </w:r>
+          </w:p>
+          <w:p>
+            <w:pPr>
+              <w:spacing w:after="0" w:before="60"/>
+            </w:pPr>
+            <w:r>
+              <w:rPr>
+                <w:rFonts w:ascii="Source Sans 3" w:cs="Source Sans 3" w:eastAsia="Source Sans 3" w:hAnsi="Source Sans 3"/>
+                <w:b/>
+                <w:bCs/>
+                <w:color w:val="101B33"/>
+                <w:sz w:val="16"/>
+                <w:szCs w:val="16"/>
+              </w:rPr>
+              <w:t xml:space="preserve">Why it works:</w:t>
+            </w:r>
+            <w:r>
+              <w:rPr>
+                <w:rFonts w:ascii="Source Sans 3" w:cs="Source Sans 3" w:eastAsia="Source Sans 3" w:hAnsi="Source Sans 3"/>
+                <w:color w:val="5D6E96"/>
+                <w:sz w:val="16"/>
+                <w:szCs w:val="16"/>
+              </w:rPr>
+              <w:t xml:space="preserve"> Permission to feel is not permission to break the rule — kids can hold both. And you routed the protest into the system (the weekly review) instead of the moment, which is exactly where you want appeals filed.</w:t>
+            </w:r>
+          </w:p>
+        </w:tc>
+      </w:tr>
+    </w:tbl>
+    <w:p>
+      <w:pPr>
+        <w:spacing w:after="100" w:before="0" w:line="40" w:lineRule="exact"/>
+      </w:pPr>
+      <w:r>
+        <w:rPr>
+          <w:sz w:val="2"/>
+          <w:szCs w:val="2"/>
+        </w:rPr>
+        <w:t xml:space="preserve"/>
+      </w:r>
+    </w:p>
+    <w:p>
+      <w:pPr>
+        <w:spacing w:after="60" w:before="0" w:line="40" w:lineRule="exact"/>
+      </w:pPr>
+      <w:r>
+        <w:rPr>
+          <w:sz w:val="2"/>
+          <w:szCs w:val="2"/>
+        </w:rPr>
+        <w:t xml:space="preserve"/>
+      </w:r>
+    </w:p>
+    <w:tbl>
+      <w:tblPr>
+        <w:tblW w:type="dxa" w:w="10080"/>
+        <w:tblBorders>
+          <w:top w:val="single" w:color="101B33" w:sz="16"/>
+          <w:left w:val="single" w:color="101B33" w:sz="16"/>
+          <w:bottom w:val="single" w:color="101B33" w:sz="16"/>
+          <w:right w:val="single" w:color="101B33" w:sz="16"/>
+          <w:insideH w:val="none" w:color="auto" w:sz="0"/>
+          <w:insideV w:val="none" w:color="auto" w:sz="0"/>
+        </w:tblBorders>
+      </w:tblPr>
+      <w:tblGrid>
+        <w:gridCol w:w="10080"/>
+      </w:tblGrid>
+      <w:tr>
+        <w:tc>
+          <w:tcPr>
+            <w:tcW w:type="dxa" w:w="10080"/>
+            <w:shd w:fill="101B33" w:color="auto" w:val="clear"/>
+            <w:tcMar>
+              <w:top w:type="dxa" w:w="110"/>
+              <w:left w:type="dxa" w:w="220"/>
+              <w:bottom w:type="dxa" w:w="110"/>
+              <w:right w:type="dxa" w:w="220"/>
+            </w:tcMar>
+          </w:tcPr>
+          <w:p>
+            <w:pPr>
+              <w:spacing w:after="0"/>
+            </w:pPr>
+            <w:r>
+              <w:rPr>
+                <w:rFonts w:ascii="Oswald" w:cs="Oswald" w:eastAsia="Oswald" w:hAnsi="Oswald"/>
+                <w:b/>
+                <w:bCs/>
+                <w:caps/>
+                <w:color w:val="F0B429"/>
+                <w:spacing w:val="30"/>
+                <w:sz w:val="14"/>
+                <w:szCs w:val="14"/>
+              </w:rPr>
+              <w:t xml:space="preserve">Left Out of the Group Chat</w:t>
+            </w:r>
+          </w:p>
+        </w:tc>
+      </w:tr>
+      <w:tr>
+        <w:tc>
+          <w:tcPr>
+            <w:tcW w:type="dxa" w:w="10080"/>
+            <w:tcMar>
+              <w:top w:type="dxa" w:w="140"/>
+              <w:left w:type="dxa" w:w="220"/>
+              <w:bottom w:type="dxa" w:w="140"/>
+              <w:right w:type="dxa" w:w="220"/>
+            </w:tcMar>
+          </w:tcPr>
+          <w:p>
+            <w:pPr>
+              <w:keepNext/>
+              <w:spacing w:after="40" w:before="90"/>
+            </w:pPr>
+            <w:r>
+              <w:rPr>
+                <w:rFonts w:ascii="Oswald" w:cs="Oswald" w:eastAsia="Oswald" w:hAnsi="Oswald"/>
+                <w:b/>
+                <w:bCs/>
+                <w:caps/>
+                <w:color w:val="5D6E96"/>
+                <w:spacing w:val="22"/>
+                <w:sz w:val="14"/>
+                <w:szCs w:val="14"/>
+              </w:rPr>
+              <w:t xml:space="preserve">Your teen says</w:t>
+            </w:r>
+          </w:p>
+          <w:p>
+            <w:pPr>
+              <w:shd w:fill="FBF4E0" w:color="auto" w:val="clear"/>
+              <w:spacing w:after="60"/>
+              <w:ind w:left="120" w:right="120"/>
+            </w:pPr>
+            <w:r>
+              <w:rPr>
+                <w:rFonts w:ascii="Source Sans 3" w:cs="Source Sans 3" w:eastAsia="Source Sans 3" w:hAnsi="Source Sans 3"/>
+                <w:i/>
+                <w:iCs/>
+                <w:color w:val="3A2F0E"/>
+                <w:sz w:val="19"/>
+                <w:szCs w:val="19"/>
+              </w:rPr>
+              <w:t xml:space="preserve">"Everyone's seen it. All the memes are about it. I literally can't be part of any conversation."</w:t>
+            </w:r>
+          </w:p>
+          <w:p>
+            <w:pPr>
+              <w:keepNext/>
+              <w:spacing w:after="40" w:before="90"/>
+            </w:pPr>
+            <w:r>
+              <w:rPr>
+                <w:rFonts w:ascii="Oswald" w:cs="Oswald" w:eastAsia="Oswald" w:hAnsi="Oswald"/>
+                <w:b/>
+                <w:bCs/>
+                <w:caps/>
+                <w:color w:val="5D6E96"/>
+                <w:spacing w:val="22"/>
+                <w:sz w:val="14"/>
+                <w:szCs w:val="14"/>
+              </w:rPr>
+              <w:t xml:space="preserve">Don't say</w:t>
+            </w:r>
+          </w:p>
+          <w:p>
+            <w:pPr>
+              <w:shd w:fill="FBEBEA" w:color="auto" w:val="clear"/>
+              <w:spacing w:after="60"/>
+              <w:ind w:left="120" w:right="120"/>
+            </w:pPr>
+            <w:r>
+              <w:rPr>
+                <w:rFonts w:ascii="Source Sans 3" w:cs="Source Sans 3" w:eastAsia="Source Sans 3" w:hAnsi="Source Sans 3"/>
+                <w:color w:val="7A2E22"/>
+                <w:sz w:val="17"/>
+                <w:szCs w:val="17"/>
+              </w:rPr>
+              <w:t xml:space="preserve">"If your friendships depend on a TV show, they aren't real friendships." — That dismisses the actual architecture of teen social life. They won't argue; they'll just stop telling you.</w:t>
+            </w:r>
+          </w:p>
+          <w:p>
+            <w:pPr>
+              <w:keepNext/>
+              <w:spacing w:after="40" w:before="90"/>
+            </w:pPr>
+            <w:r>
+              <w:rPr>
+                <w:rFonts w:ascii="Oswald" w:cs="Oswald" w:eastAsia="Oswald" w:hAnsi="Oswald"/>
+                <w:b/>
+                <w:bCs/>
+                <w:caps/>
+                <w:color w:val="5D6E96"/>
+                <w:spacing w:val="22"/>
+                <w:sz w:val="14"/>
+                <w:szCs w:val="14"/>
+              </w:rPr>
+              <w:t xml:space="preserve">Say this instead</w:t>
+            </w:r>
+          </w:p>
+          <w:p>
+            <w:pPr>
+              <w:shd w:fill="EEF3FB" w:color="auto" w:val="clear"/>
+              <w:spacing w:after="60"/>
+              <w:ind w:left="120" w:right="120"/>
+            </w:pPr>
+            <w:r>
+              <w:rPr>
+                <w:rFonts w:ascii="Source Sans 3" w:cs="Source Sans 3" w:eastAsia="Source Sans 3" w:hAnsi="Source Sans 3"/>
+                <w:color w:val="101B33"/>
+                <w:sz w:val="17"/>
+                <w:szCs w:val="17"/>
+              </w:rPr>
+              <w:t xml:space="preserve">"Okay — that's a real thing, not a silly thing. Shared shows are how your group talks. So let's make it work on purpose: pick the show, we'll schedule it, and it stays out of the scrolling-alone pile. Watching what your friends watch is connection. Three hours of clips about the show is consumption. We protect the first."</w:t>
+            </w:r>
+          </w:p>
+          <w:p>
+            <w:pPr>
+              <w:spacing w:after="0" w:before="60"/>
+            </w:pPr>
+            <w:r>
+              <w:rPr>
+                <w:rFonts w:ascii="Source Sans 3" w:cs="Source Sans 3" w:eastAsia="Source Sans 3" w:hAnsi="Source Sans 3"/>
+                <w:b/>
+                <w:bCs/>
+                <w:color w:val="101B33"/>
+                <w:sz w:val="16"/>
+                <w:szCs w:val="16"/>
+              </w:rPr>
+              <w:t xml:space="preserve">Why it works:</w:t>
+            </w:r>
+            <w:r>
+              <w:rPr>
+                <w:rFonts w:ascii="Source Sans 3" w:cs="Source Sans 3" w:eastAsia="Source Sans 3" w:hAnsi="Source Sans 3"/>
+                <w:color w:val="5D6E96"/>
+                <w:sz w:val="16"/>
+                <w:szCs w:val="16"/>
+              </w:rPr>
+              <w:t xml:space="preserve"> It applies the book's core distinction — connection versus consumption — to the case teens care most about, and converts passive scrolling into planned, legitimate viewing they don't have to sneak.</w:t>
+            </w:r>
+          </w:p>
+        </w:tc>
+      </w:tr>
+    </w:tbl>
+    <w:p>
+      <w:pPr>
+        <w:spacing w:after="100" w:before="0" w:line="40" w:lineRule="exact"/>
+      </w:pPr>
+      <w:r>
+        <w:rPr>
+          <w:sz w:val="2"/>
+          <w:szCs w:val="2"/>
+        </w:rPr>
+        <w:t xml:space="preserve"/>
+      </w:r>
+    </w:p>
+    <w:p>
+      <w:pPr>
         <w:keepNext/>
         <w:spacing w:after="120" w:before="260"/>
       </w:pPr>
@@ -31493,6 +33229,657 @@
                 <w:szCs w:val="17"/>
               </w:rPr>
               <w:t xml:space="preserve"> acknowledge feelings, remind of the agreement, offer a choice within limits.</w:t>
+            </w:r>
+          </w:p>
+        </w:tc>
+      </w:tr>
+    </w:tbl>
+    <w:p>
+      <w:pPr>
+        <w:spacing w:after="100" w:before="0" w:line="40" w:lineRule="exact"/>
+      </w:pPr>
+      <w:r>
+        <w:rPr>
+          <w:sz w:val="2"/>
+          <w:szCs w:val="2"/>
+        </w:rPr>
+        <w:t xml:space="preserve"/>
+      </w:r>
+    </w:p>
+    <w:p>
+      <w:pPr>
+        <w:spacing w:after="60" w:before="0" w:line="40" w:lineRule="exact"/>
+      </w:pPr>
+      <w:r>
+        <w:rPr>
+          <w:sz w:val="2"/>
+          <w:szCs w:val="2"/>
+        </w:rPr>
+        <w:t xml:space="preserve"/>
+      </w:r>
+    </w:p>
+    <w:tbl>
+      <w:tblPr>
+        <w:tblW w:type="dxa" w:w="10080"/>
+        <w:tblBorders>
+          <w:top w:val="single" w:color="101B33" w:sz="16"/>
+          <w:left w:val="single" w:color="101B33" w:sz="16"/>
+          <w:bottom w:val="single" w:color="101B33" w:sz="16"/>
+          <w:right w:val="single" w:color="101B33" w:sz="16"/>
+          <w:insideH w:val="none" w:color="auto" w:sz="0"/>
+          <w:insideV w:val="none" w:color="auto" w:sz="0"/>
+        </w:tblBorders>
+      </w:tblPr>
+      <w:tblGrid>
+        <w:gridCol w:w="10080"/>
+      </w:tblGrid>
+      <w:tr>
+        <w:tc>
+          <w:tcPr>
+            <w:tcW w:type="dxa" w:w="10080"/>
+            <w:shd w:fill="101B33" w:color="auto" w:val="clear"/>
+            <w:tcMar>
+              <w:top w:type="dxa" w:w="110"/>
+              <w:left w:type="dxa" w:w="220"/>
+              <w:bottom w:type="dxa" w:w="110"/>
+              <w:right w:type="dxa" w:w="220"/>
+            </w:tcMar>
+          </w:tcPr>
+          <w:p>
+            <w:pPr>
+              <w:spacing w:after="0"/>
+            </w:pPr>
+            <w:r>
+              <w:rPr>
+                <w:rFonts w:ascii="Oswald" w:cs="Oswald" w:eastAsia="Oswald" w:hAnsi="Oswald"/>
+                <w:b/>
+                <w:bCs/>
+                <w:caps/>
+                <w:color w:val="F0B429"/>
+                <w:spacing w:val="30"/>
+                <w:sz w:val="14"/>
+                <w:szCs w:val="14"/>
+              </w:rPr>
+              <w:t xml:space="preserve">"But It's for Homework"</w:t>
+            </w:r>
+          </w:p>
+        </w:tc>
+      </w:tr>
+      <w:tr>
+        <w:tc>
+          <w:tcPr>
+            <w:tcW w:type="dxa" w:w="10080"/>
+            <w:tcMar>
+              <w:top w:type="dxa" w:w="140"/>
+              <w:left w:type="dxa" w:w="220"/>
+              <w:bottom w:type="dxa" w:w="140"/>
+              <w:right w:type="dxa" w:w="220"/>
+            </w:tcMar>
+          </w:tcPr>
+          <w:p>
+            <w:pPr>
+              <w:keepNext/>
+              <w:spacing w:after="40" w:before="90"/>
+            </w:pPr>
+            <w:r>
+              <w:rPr>
+                <w:rFonts w:ascii="Oswald" w:cs="Oswald" w:eastAsia="Oswald" w:hAnsi="Oswald"/>
+                <w:b/>
+                <w:bCs/>
+                <w:caps/>
+                <w:color w:val="5D6E96"/>
+                <w:spacing w:val="22"/>
+                <w:sz w:val="14"/>
+                <w:szCs w:val="14"/>
+              </w:rPr>
+              <w:t xml:space="preserve">Your child says</w:t>
+            </w:r>
+          </w:p>
+          <w:p>
+            <w:pPr>
+              <w:shd w:fill="FBF4E0" w:color="auto" w:val="clear"/>
+              <w:spacing w:after="60"/>
+              <w:ind w:left="120" w:right="120"/>
+            </w:pPr>
+            <w:r>
+              <w:rPr>
+                <w:rFonts w:ascii="Source Sans 3" w:cs="Source Sans 3" w:eastAsia="Source Sans 3" w:hAnsi="Source Sans 3"/>
+                <w:i/>
+                <w:iCs/>
+                <w:color w:val="3A2F0E"/>
+                <w:sz w:val="19"/>
+                <w:szCs w:val="19"/>
+              </w:rPr>
+              <w:t xml:space="preserve">"I NEED my laptop — it's for homework." (From behind a screen that is definitely playing videos.)</w:t>
+            </w:r>
+          </w:p>
+          <w:p>
+            <w:pPr>
+              <w:keepNext/>
+              <w:spacing w:after="40" w:before="90"/>
+            </w:pPr>
+            <w:r>
+              <w:rPr>
+                <w:rFonts w:ascii="Oswald" w:cs="Oswald" w:eastAsia="Oswald" w:hAnsi="Oswald"/>
+                <w:b/>
+                <w:bCs/>
+                <w:caps/>
+                <w:color w:val="5D6E96"/>
+                <w:spacing w:val="22"/>
+                <w:sz w:val="14"/>
+                <w:szCs w:val="14"/>
+              </w:rPr>
+              <w:t xml:space="preserve">Don't say</w:t>
+            </w:r>
+          </w:p>
+          <w:p>
+            <w:pPr>
+              <w:shd w:fill="FBEBEA" w:color="auto" w:val="clear"/>
+              <w:spacing w:after="60"/>
+              <w:ind w:left="120" w:right="120"/>
+            </w:pPr>
+            <w:r>
+              <w:rPr>
+                <w:rFonts w:ascii="Source Sans 3" w:cs="Source Sans 3" w:eastAsia="Source Sans 3" w:hAnsi="Source Sans 3"/>
+                <w:color w:val="7A2E22"/>
+                <w:sz w:val="17"/>
+                <w:szCs w:val="17"/>
+              </w:rPr>
+              <w:t xml:space="preserve">"Let me see it right now. I knew you were lying." — A surveillance opener turns study time into a cat-and-mouse game you will lose.</w:t>
+            </w:r>
+          </w:p>
+          <w:p>
+            <w:pPr>
+              <w:keepNext/>
+              <w:spacing w:after="40" w:before="90"/>
+            </w:pPr>
+            <w:r>
+              <w:rPr>
+                <w:rFonts w:ascii="Oswald" w:cs="Oswald" w:eastAsia="Oswald" w:hAnsi="Oswald"/>
+                <w:b/>
+                <w:bCs/>
+                <w:caps/>
+                <w:color w:val="5D6E96"/>
+                <w:spacing w:val="22"/>
+                <w:sz w:val="14"/>
+                <w:szCs w:val="14"/>
+              </w:rPr>
+              <w:t xml:space="preserve">Say this instead</w:t>
+            </w:r>
+          </w:p>
+          <w:p>
+            <w:pPr>
+              <w:shd w:fill="EEF3FB" w:color="auto" w:val="clear"/>
+              <w:spacing w:after="60"/>
+              <w:ind w:left="120" w:right="120"/>
+            </w:pPr>
+            <w:r>
+              <w:rPr>
+                <w:rFonts w:ascii="Source Sans 3" w:cs="Source Sans 3" w:eastAsia="Source Sans 3" w:hAnsi="Source Sans 3"/>
+                <w:color w:val="101B33"/>
+                <w:sz w:val="17"/>
+                <w:szCs w:val="17"/>
+              </w:rPr>
+              <w:t xml:space="preserve">"Homework screens are always allowed — that was never in question. Let's make it easy on both of us: homework happens at the kitchen table with the door open, and when it's done, the laptop goes back to the station. That way I never have to hover, and you never have to prove anything."</w:t>
+            </w:r>
+          </w:p>
+          <w:p>
+            <w:pPr>
+              <w:spacing w:after="0" w:before="60"/>
+            </w:pPr>
+            <w:r>
+              <w:rPr>
+                <w:rFonts w:ascii="Source Sans 3" w:cs="Source Sans 3" w:eastAsia="Source Sans 3" w:hAnsi="Source Sans 3"/>
+                <w:b/>
+                <w:bCs/>
+                <w:color w:val="101B33"/>
+                <w:sz w:val="16"/>
+                <w:szCs w:val="16"/>
+              </w:rPr>
+              <w:t xml:space="preserve">Why it works:</w:t>
+            </w:r>
+            <w:r>
+              <w:rPr>
+                <w:rFonts w:ascii="Source Sans 3" w:cs="Source Sans 3" w:eastAsia="Source Sans 3" w:hAnsi="Source Sans 3"/>
+                <w:color w:val="5D6E96"/>
+                <w:sz w:val="16"/>
+                <w:szCs w:val="16"/>
+              </w:rPr>
+              <w:t xml:space="preserve"> Legitimate use stays protected without interrogation. The environment — an open, supervised workspace — replaces policing, which is exactly what the scenario list above prescribes: supervised station, timer, no multitasking.</w:t>
+            </w:r>
+          </w:p>
+        </w:tc>
+      </w:tr>
+    </w:tbl>
+    <w:p>
+      <w:pPr>
+        <w:spacing w:after="100" w:before="0" w:line="40" w:lineRule="exact"/>
+      </w:pPr>
+      <w:r>
+        <w:rPr>
+          <w:sz w:val="2"/>
+          <w:szCs w:val="2"/>
+        </w:rPr>
+        <w:t xml:space="preserve"/>
+      </w:r>
+    </w:p>
+    <w:p>
+      <w:pPr>
+        <w:spacing w:after="60" w:before="0" w:line="40" w:lineRule="exact"/>
+      </w:pPr>
+      <w:r>
+        <w:rPr>
+          <w:sz w:val="2"/>
+          <w:szCs w:val="2"/>
+        </w:rPr>
+        <w:t xml:space="preserve"/>
+      </w:r>
+    </w:p>
+    <w:tbl>
+      <w:tblPr>
+        <w:tblW w:type="dxa" w:w="10080"/>
+        <w:tblBorders>
+          <w:top w:val="single" w:color="101B33" w:sz="16"/>
+          <w:left w:val="single" w:color="101B33" w:sz="16"/>
+          <w:bottom w:val="single" w:color="101B33" w:sz="16"/>
+          <w:right w:val="single" w:color="101B33" w:sz="16"/>
+          <w:insideH w:val="none" w:color="auto" w:sz="0"/>
+          <w:insideV w:val="none" w:color="auto" w:sz="0"/>
+        </w:tblBorders>
+      </w:tblPr>
+      <w:tblGrid>
+        <w:gridCol w:w="10080"/>
+      </w:tblGrid>
+      <w:tr>
+        <w:tc>
+          <w:tcPr>
+            <w:tcW w:type="dxa" w:w="10080"/>
+            <w:shd w:fill="101B33" w:color="auto" w:val="clear"/>
+            <w:tcMar>
+              <w:top w:type="dxa" w:w="110"/>
+              <w:left w:type="dxa" w:w="220"/>
+              <w:bottom w:type="dxa" w:w="110"/>
+              <w:right w:type="dxa" w:w="220"/>
+            </w:tcMar>
+          </w:tcPr>
+          <w:p>
+            <w:pPr>
+              <w:spacing w:after="0"/>
+            </w:pPr>
+            <w:r>
+              <w:rPr>
+                <w:rFonts w:ascii="Oswald" w:cs="Oswald" w:eastAsia="Oswald" w:hAnsi="Oswald"/>
+                <w:b/>
+                <w:bCs/>
+                <w:caps/>
+                <w:color w:val="F0B429"/>
+                <w:spacing w:val="30"/>
+                <w:sz w:val="14"/>
+                <w:szCs w:val="14"/>
+              </w:rPr>
+              <w:t xml:space="preserve">The Midnight Discovery</w:t>
+            </w:r>
+          </w:p>
+        </w:tc>
+      </w:tr>
+      <w:tr>
+        <w:tc>
+          <w:tcPr>
+            <w:tcW w:type="dxa" w:w="10080"/>
+            <w:tcMar>
+              <w:top w:type="dxa" w:w="140"/>
+              <w:left w:type="dxa" w:w="220"/>
+              <w:bottom w:type="dxa" w:w="140"/>
+              <w:right w:type="dxa" w:w="220"/>
+            </w:tcMar>
+          </w:tcPr>
+          <w:p>
+            <w:pPr>
+              <w:keepNext/>
+              <w:spacing w:after="40" w:before="90"/>
+            </w:pPr>
+            <w:r>
+              <w:rPr>
+                <w:rFonts w:ascii="Oswald" w:cs="Oswald" w:eastAsia="Oswald" w:hAnsi="Oswald"/>
+                <w:b/>
+                <w:bCs/>
+                <w:caps/>
+                <w:color w:val="5D6E96"/>
+                <w:spacing w:val="22"/>
+                <w:sz w:val="14"/>
+                <w:szCs w:val="14"/>
+              </w:rPr>
+              <w:t xml:space="preserve">The scenario</w:t>
+            </w:r>
+          </w:p>
+          <w:p>
+            <w:pPr>
+              <w:shd w:fill="FBF4E0" w:color="auto" w:val="clear"/>
+              <w:spacing w:after="60"/>
+              <w:ind w:left="120" w:right="120"/>
+            </w:pPr>
+            <w:r>
+              <w:rPr>
+                <w:rFonts w:ascii="Source Sans 3" w:cs="Source Sans 3" w:eastAsia="Source Sans 3" w:hAnsi="Source Sans 3"/>
+                <w:i/>
+                <w:iCs/>
+                <w:color w:val="3A2F0E"/>
+                <w:sz w:val="19"/>
+                <w:szCs w:val="19"/>
+              </w:rPr>
+              <w:t xml:space="preserve">You find the tablet under their pillow at 11 PM.</w:t>
+            </w:r>
+          </w:p>
+          <w:p>
+            <w:pPr>
+              <w:keepNext/>
+              <w:spacing w:after="40" w:before="90"/>
+            </w:pPr>
+            <w:r>
+              <w:rPr>
+                <w:rFonts w:ascii="Oswald" w:cs="Oswald" w:eastAsia="Oswald" w:hAnsi="Oswald"/>
+                <w:b/>
+                <w:bCs/>
+                <w:caps/>
+                <w:color w:val="5D6E96"/>
+                <w:spacing w:val="22"/>
+                <w:sz w:val="14"/>
+                <w:szCs w:val="14"/>
+              </w:rPr>
+              <w:t xml:space="preserve">Don't say</w:t>
+            </w:r>
+          </w:p>
+          <w:p>
+            <w:pPr>
+              <w:shd w:fill="FBEBEA" w:color="auto" w:val="clear"/>
+              <w:spacing w:after="60"/>
+              <w:ind w:left="120" w:right="120"/>
+            </w:pPr>
+            <w:r>
+              <w:rPr>
+                <w:rFonts w:ascii="Source Sans 3" w:cs="Source Sans 3" w:eastAsia="Source Sans 3" w:hAnsi="Source Sans 3"/>
+                <w:color w:val="7A2E22"/>
+                <w:sz w:val="17"/>
+                <w:szCs w:val="17"/>
+              </w:rPr>
+              <w:t xml:space="preserve">"You LIED to me? No screens for a month!" — Escalation doesn't teach better habits. It teaches better hiding.</w:t>
+            </w:r>
+          </w:p>
+          <w:p>
+            <w:pPr>
+              <w:keepNext/>
+              <w:spacing w:after="40" w:before="90"/>
+            </w:pPr>
+            <w:r>
+              <w:rPr>
+                <w:rFonts w:ascii="Oswald" w:cs="Oswald" w:eastAsia="Oswald" w:hAnsi="Oswald"/>
+                <w:b/>
+                <w:bCs/>
+                <w:caps/>
+                <w:color w:val="5D6E96"/>
+                <w:spacing w:val="22"/>
+                <w:sz w:val="14"/>
+                <w:szCs w:val="14"/>
+              </w:rPr>
+              <w:t xml:space="preserve">Say this instead</w:t>
+            </w:r>
+          </w:p>
+          <w:p>
+            <w:pPr>
+              <w:shd w:fill="EEF3FB" w:color="auto" w:val="clear"/>
+              <w:spacing w:after="60"/>
+              <w:ind w:left="120" w:right="120"/>
+            </w:pPr>
+            <w:r>
+              <w:rPr>
+                <w:rFonts w:ascii="Source Sans 3" w:cs="Source Sans 3" w:eastAsia="Source Sans 3" w:hAnsi="Source Sans 3"/>
+                <w:color w:val="101B33"/>
+                <w:sz w:val="17"/>
+                <w:szCs w:val="17"/>
+              </w:rPr>
+              <w:t xml:space="preserve">Next morning, calm: "I found your tablet in your bed. I'm not going to yell. I want to understand what made it worth breaking our agreement — a group chat? A game? Trouble falling asleep? … The consequence we all signed is still happening. But let's also fix the real problem, so the rule gets easier to keep."</w:t>
+            </w:r>
+          </w:p>
+          <w:p>
+            <w:pPr>
+              <w:spacing w:after="0" w:before="60"/>
+            </w:pPr>
+            <w:r>
+              <w:rPr>
+                <w:rFonts w:ascii="Source Sans 3" w:cs="Source Sans 3" w:eastAsia="Source Sans 3" w:hAnsi="Source Sans 3"/>
+                <w:b/>
+                <w:bCs/>
+                <w:color w:val="101B33"/>
+                <w:sz w:val="16"/>
+                <w:szCs w:val="16"/>
+              </w:rPr>
+              <w:t xml:space="preserve">Why it works:</w:t>
+            </w:r>
+            <w:r>
+              <w:rPr>
+                <w:rFonts w:ascii="Source Sans 3" w:cs="Source Sans 3" w:eastAsia="Source Sans 3" w:hAnsi="Source Sans 3"/>
+                <w:color w:val="5D6E96"/>
+                <w:sz w:val="16"/>
+                <w:szCs w:val="16"/>
+              </w:rPr>
+              <w:t xml:space="preserve"> You separated the child from the act, kept the consequence predictable instead of rage-sized, and treated the sneaking as data. If it's FOMO, protect connection time. If it's sleep, solve sleep. The rule survives and the reason it broke gets addressed.</w:t>
+            </w:r>
+          </w:p>
+        </w:tc>
+      </w:tr>
+    </w:tbl>
+    <w:p>
+      <w:pPr>
+        <w:spacing w:after="100" w:before="0" w:line="40" w:lineRule="exact"/>
+      </w:pPr>
+      <w:r>
+        <w:rPr>
+          <w:sz w:val="2"/>
+          <w:szCs w:val="2"/>
+        </w:rPr>
+        <w:t xml:space="preserve"/>
+      </w:r>
+    </w:p>
+    <w:p>
+      <w:pPr>
+        <w:spacing w:after="60" w:before="0" w:line="40" w:lineRule="exact"/>
+      </w:pPr>
+      <w:r>
+        <w:rPr>
+          <w:sz w:val="2"/>
+          <w:szCs w:val="2"/>
+        </w:rPr>
+        <w:t xml:space="preserve"/>
+      </w:r>
+    </w:p>
+    <w:tbl>
+      <w:tblPr>
+        <w:tblW w:type="dxa" w:w="10080"/>
+        <w:tblBorders>
+          <w:top w:val="single" w:color="101B33" w:sz="16"/>
+          <w:left w:val="single" w:color="101B33" w:sz="16"/>
+          <w:bottom w:val="single" w:color="101B33" w:sz="16"/>
+          <w:right w:val="single" w:color="101B33" w:sz="16"/>
+          <w:insideH w:val="none" w:color="auto" w:sz="0"/>
+          <w:insideV w:val="none" w:color="auto" w:sz="0"/>
+        </w:tblBorders>
+      </w:tblPr>
+      <w:tblGrid>
+        <w:gridCol w:w="10080"/>
+      </w:tblGrid>
+      <w:tr>
+        <w:tc>
+          <w:tcPr>
+            <w:tcW w:type="dxa" w:w="10080"/>
+            <w:shd w:fill="101B33" w:color="auto" w:val="clear"/>
+            <w:tcMar>
+              <w:top w:type="dxa" w:w="110"/>
+              <w:left w:type="dxa" w:w="220"/>
+              <w:bottom w:type="dxa" w:w="110"/>
+              <w:right w:type="dxa" w:w="220"/>
+            </w:tcMar>
+          </w:tcPr>
+          <w:p>
+            <w:pPr>
+              <w:spacing w:after="0"/>
+            </w:pPr>
+            <w:r>
+              <w:rPr>
+                <w:rFonts w:ascii="Oswald" w:cs="Oswald" w:eastAsia="Oswald" w:hAnsi="Oswald"/>
+                <w:b/>
+                <w:bCs/>
+                <w:caps/>
+                <w:color w:val="F0B429"/>
+                <w:spacing w:val="30"/>
+                <w:sz w:val="14"/>
+                <w:szCs w:val="14"/>
+              </w:rPr>
+              <w:t xml:space="preserve">The Grandma Loophole</w:t>
+            </w:r>
+          </w:p>
+        </w:tc>
+      </w:tr>
+      <w:tr>
+        <w:tc>
+          <w:tcPr>
+            <w:tcW w:type="dxa" w:w="10080"/>
+            <w:tcMar>
+              <w:top w:type="dxa" w:w="140"/>
+              <w:left w:type="dxa" w:w="220"/>
+              <w:bottom w:type="dxa" w:w="140"/>
+              <w:right w:type="dxa" w:w="220"/>
+            </w:tcMar>
+          </w:tcPr>
+          <w:p>
+            <w:pPr>
+              <w:keepNext/>
+              <w:spacing w:after="40" w:before="90"/>
+            </w:pPr>
+            <w:r>
+              <w:rPr>
+                <w:rFonts w:ascii="Oswald" w:cs="Oswald" w:eastAsia="Oswald" w:hAnsi="Oswald"/>
+                <w:b/>
+                <w:bCs/>
+                <w:caps/>
+                <w:color w:val="5D6E96"/>
+                <w:spacing w:val="22"/>
+                <w:sz w:val="14"/>
+                <w:szCs w:val="14"/>
+              </w:rPr>
+              <w:t xml:space="preserve">Your child says</w:t>
+            </w:r>
+          </w:p>
+          <w:p>
+            <w:pPr>
+              <w:shd w:fill="FBF4E0" w:color="auto" w:val="clear"/>
+              <w:spacing w:after="60"/>
+              <w:ind w:left="120" w:right="120"/>
+            </w:pPr>
+            <w:r>
+              <w:rPr>
+                <w:rFonts w:ascii="Source Sans 3" w:cs="Source Sans 3" w:eastAsia="Source Sans 3" w:hAnsi="Source Sans 3"/>
+                <w:i/>
+                <w:iCs/>
+                <w:color w:val="3A2F0E"/>
+                <w:sz w:val="19"/>
+                <w:szCs w:val="19"/>
+              </w:rPr>
+              <w:t xml:space="preserve">"But Grandma lets us watch ALL day."</w:t>
+            </w:r>
+          </w:p>
+          <w:p>
+            <w:pPr>
+              <w:keepNext/>
+              <w:spacing w:after="40" w:before="90"/>
+            </w:pPr>
+            <w:r>
+              <w:rPr>
+                <w:rFonts w:ascii="Oswald" w:cs="Oswald" w:eastAsia="Oswald" w:hAnsi="Oswald"/>
+                <w:b/>
+                <w:bCs/>
+                <w:caps/>
+                <w:color w:val="5D6E96"/>
+                <w:spacing w:val="22"/>
+                <w:sz w:val="14"/>
+                <w:szCs w:val="14"/>
+              </w:rPr>
+              <w:t xml:space="preserve">Don't say</w:t>
+            </w:r>
+          </w:p>
+          <w:p>
+            <w:pPr>
+              <w:shd w:fill="FBEBEA" w:color="auto" w:val="clear"/>
+              <w:spacing w:after="60"/>
+              <w:ind w:left="120" w:right="120"/>
+            </w:pPr>
+            <w:r>
+              <w:rPr>
+                <w:rFonts w:ascii="Source Sans 3" w:cs="Source Sans 3" w:eastAsia="Source Sans 3" w:hAnsi="Source Sans 3"/>
+                <w:color w:val="7A2E22"/>
+                <w:sz w:val="17"/>
+                <w:szCs w:val="17"/>
+              </w:rPr>
+              <w:t xml:space="preserve">"Well, Grandma's wrong." — You've undermined an ally and taught them that adults can be played against each other.</w:t>
+            </w:r>
+          </w:p>
+          <w:p>
+            <w:pPr>
+              <w:keepNext/>
+              <w:spacing w:after="40" w:before="90"/>
+            </w:pPr>
+            <w:r>
+              <w:rPr>
+                <w:rFonts w:ascii="Oswald" w:cs="Oswald" w:eastAsia="Oswald" w:hAnsi="Oswald"/>
+                <w:b/>
+                <w:bCs/>
+                <w:caps/>
+                <w:color w:val="5D6E96"/>
+                <w:spacing w:val="22"/>
+                <w:sz w:val="14"/>
+                <w:szCs w:val="14"/>
+              </w:rPr>
+              <w:t xml:space="preserve">Say this instead</w:t>
+            </w:r>
+          </w:p>
+          <w:p>
+            <w:pPr>
+              <w:shd w:fill="EEF3FB" w:color="auto" w:val="clear"/>
+              <w:spacing w:after="60"/>
+              <w:ind w:left="120" w:right="120"/>
+            </w:pPr>
+            <w:r>
+              <w:rPr>
+                <w:rFonts w:ascii="Source Sans 3" w:cs="Source Sans 3" w:eastAsia="Source Sans 3" w:hAnsi="Source Sans 3"/>
+                <w:color w:val="101B33"/>
+                <w:sz w:val="17"/>
+                <w:szCs w:val="17"/>
+              </w:rPr>
+              <w:t xml:space="preserve">"Grandma's house has Grandma magic — some things are special there that aren't everyday things. Our house runs on our plan, the one you signed. And I'll talk with Grandma myself, so her house stays special without undoing our week."</w:t>
+            </w:r>
+          </w:p>
+          <w:p>
+            <w:pPr>
+              <w:spacing w:after="0" w:before="60"/>
+            </w:pPr>
+            <w:r>
+              <w:rPr>
+                <w:rFonts w:ascii="Source Sans 3" w:cs="Source Sans 3" w:eastAsia="Source Sans 3" w:hAnsi="Source Sans 3"/>
+                <w:b/>
+                <w:bCs/>
+                <w:color w:val="101B33"/>
+                <w:sz w:val="16"/>
+                <w:szCs w:val="16"/>
+              </w:rPr>
+              <w:t xml:space="preserve">Why it works:</w:t>
+            </w:r>
+            <w:r>
+              <w:rPr>
+                <w:rFonts w:ascii="Source Sans 3" w:cs="Source Sans 3" w:eastAsia="Source Sans 3" w:hAnsi="Source Sans 3"/>
+                <w:color w:val="5D6E96"/>
+                <w:sz w:val="16"/>
+                <w:szCs w:val="16"/>
+              </w:rPr>
+              <w:t xml:space="preserve"> Rules that are domain-specific and stable — her house, her magic; our house, our plan — are easier for kids to accept than rules that claim to follow them everywhere. And the adult conversation happens adult-to-adult, off-stage.</w:t>
             </w:r>
           </w:p>
         </w:tc>
